--- a/site/downloads/handbook-B15.docx
+++ b/site/downloads/handbook-B15.docx
@@ -462,7 +462,7 @@
           <w:b w:val="0"/>
           <w:i w:val="0"/>
         </w:rPr>
-        <w:t>sentence-transformers needs PyTorch, which this app cannot run in the browser and this course's build could not install. The API details above are taken from the library's documentation and marked as not run here. The exercises use NumPy on vectors.</w:t>
+        <w:t>sentence-transformers needs PyTorch, which this app cannot run in the browser. This course's build did not run sentence-transformers, so the API details above come from the library's documentation and are marked as not run. The exercises use NumPy on vectors.</w:t>
       </w:r>
     </w:p>
     <w:p>
@@ -1702,7 +1702,7 @@
           <w:b w:val="0"/>
           <w:i w:val="0"/>
         </w:rPr>
-        <w:t>SentenceTransformer("sentence-transformers/all-MiniLM-L6-v2").encode(texts, batch_size=..., normalize_embeddings=True) returns 384-dimensional vectors. (unverified: sentence-transformers documentation and model card. Not run: PyTorch could not be installed in this environment.)</w:t>
+        <w:t>SentenceTransformer("sentence-transformers/all-MiniLM-L6-v2").encode(texts, batch_size=..., normalize_embeddings=True) returns 384-dimensional vectors. (unverified: sentence-transformers documentation and model card. Not run in this course's build.)</w:t>
       </w:r>
     </w:p>
     <w:p>

--- a/site/downloads/handbook-B15.docx
+++ b/site/downloads/handbook-B15.docx
@@ -1486,7 +1486,52 @@
           <w:b w:val="0"/>
           <w:i w:val="0"/>
         </w:rPr>
-        <w:t>Starter code:</w:t>
+        <w:t>Your code must pass these checks:</w:t>
+      </w:r>
+    </w:p>
+    <w:p>
+      <w:pPr>
+        <w:pStyle w:val="ListBullet"/>
+      </w:pPr>
+      <w:r>
+        <w:rPr>
+          <w:b w:val="0"/>
+          <w:i w:val="0"/>
+        </w:rPr>
+        <w:t>Rank by cosine similarity, not raw dot product: row 0 is long but points the wrong way.</w:t>
+      </w:r>
+    </w:p>
+    <w:p>
+      <w:pPr>
+        <w:pStyle w:val="ListBullet"/>
+      </w:pPr>
+      <w:r>
+        <w:rPr>
+          <w:b w:val="0"/>
+          <w:i w:val="0"/>
+        </w:rPr>
+        <w:t>Zero-length rows rank last, and indices are Python ints.</w:t>
+      </w:r>
+    </w:p>
+    <w:p>
+      <w:pPr>
+        <w:pStyle w:val="ListBullet"/>
+      </w:pPr>
+      <w:r>
+        <w:rPr>
+          <w:b w:val="0"/>
+          <w:i w:val="0"/>
+        </w:rPr>
+        <w:t>A zero-length query must raise ValueError.</w:t>
+      </w:r>
+    </w:p>
+    <w:p>
+      <w:r>
+        <w:rPr>
+          <w:b w:val="0"/>
+          <w:i w:val="0"/>
+        </w:rPr>
+        <w:t>Shape of the answer. The reference solution defines these names. Write the bodies yourself.</w:t>
       </w:r>
     </w:p>
     <w:tbl>
@@ -1524,7 +1569,7 @@
                 <w:b w:val="0"/>
                 <w:sz w:val="16"/>
               </w:rPr>
-              <w:t>import numpy as np</w:t>
+              <w:t># Row indices of the k rows most cosine-similar to query.</w:t>
             </w:r>
           </w:p>
           <w:p>
@@ -1547,7 +1592,7 @@
                 <w:b w:val="0"/>
                 <w:sz w:val="16"/>
               </w:rPr>
-              <w:t xml:space="preserve"> </w:t>
+              <w:t>def top_k_similar(</w:t>
             </w:r>
           </w:p>
           <w:p>
@@ -1570,7 +1615,7 @@
                 <w:b w:val="0"/>
                 <w:sz w:val="16"/>
               </w:rPr>
-              <w:t xml:space="preserve"> </w:t>
+              <w:t xml:space="preserve">    query: np.ndarray,</w:t>
             </w:r>
           </w:p>
           <w:p>
@@ -1593,7 +1638,7 @@
                 <w:b w:val="0"/>
                 <w:sz w:val="16"/>
               </w:rPr>
-              <w:t>def top_k_similar(query, matrix, k):</w:t>
+              <w:t xml:space="preserve">    matrix: np.ndarray,</w:t>
             </w:r>
           </w:p>
           <w:p>
@@ -1616,7 +1661,30 @@
                 <w:b w:val="0"/>
                 <w:sz w:val="16"/>
               </w:rPr>
-              <w:t xml:space="preserve">    return list(np.argsort(matrix @ query)[:k])</w:t>
+              <w:t xml:space="preserve">    k: int,</w:t>
+            </w:r>
+          </w:p>
+          <w:p>
+            <w:pPr>
+              <w:spacing w:before="0" w:after="0" w:line="240" w:lineRule="auto"/>
+              <w:ind w:left="567" w:hanging="567"/>
+            </w:pPr>
+            <w:r>
+              <w:rPr>
+                <w:rFonts w:ascii="Consolas" w:hAnsi="Consolas" w:eastAsia="Consolas"/>
+                <w:b w:val="0"/>
+                <w:color w:val="5B6875"/>
+                <w:sz w:val="16"/>
+              </w:rPr>
+              <w:t xml:space="preserve">   6  </w:t>
+            </w:r>
+            <w:r>
+              <w:rPr>
+                <w:rFonts w:ascii="Consolas" w:hAnsi="Consolas" w:eastAsia="Consolas"/>
+                <w:b w:val="0"/>
+                <w:sz w:val="16"/>
+              </w:rPr>
+              <w:t>) -&gt; list[int]: ...</w:t>
             </w:r>
           </w:p>
         </w:tc>
@@ -1624,162 +1692,12 @@
     </w:tbl>
     <w:p/>
     <w:p>
-      <w:pPr>
-        <w:pStyle w:val="Heading5"/>
-      </w:pPr>
-      <w:r>
-        <w:t>Exercise 5. Architecture design (level 4)</w:t>
-      </w:r>
-    </w:p>
-    <w:p>
-      <w:r>
-        <w:rPr>
-          <w:b w:val="0"/>
-          <w:i w:val="0"/>
-        </w:rPr>
-        <w:t>Plan embeddings for a quarterly tracker's open-ended question, in five languages.</w:t>
-      </w:r>
-    </w:p>
-    <w:p>
-      <w:r>
-        <w:rPr>
-          <w:b w:val="0"/>
-          <w:i w:val="0"/>
-        </w:rPr>
-        <w:t>Options: One multilingual model, tested on a sample from each language, An English-only model for all languages, A different model per language.</w:t>
-      </w:r>
-    </w:p>
-    <w:p>
-      <w:pPr>
-        <w:pStyle w:val="ListNumber"/>
-      </w:pPr>
-      <w:r>
-        <w:rPr>
-          <w:b w:val="0"/>
-          <w:i w:val="0"/>
-        </w:rPr>
-        <w:t>Model</w:t>
-      </w:r>
-    </w:p>
-    <w:p>
-      <w:pPr>
-        <w:pStyle w:val="ListNumber"/>
-      </w:pPr>
-      <w:r>
-        <w:rPr>
-          <w:b w:val="0"/>
-          <w:i w:val="0"/>
-        </w:rPr>
-        <w:t>What is stored with each vector</w:t>
-      </w:r>
-    </w:p>
-    <w:p>
-      <w:pPr>
-        <w:pStyle w:val="ListNumber"/>
-      </w:pPr>
-      <w:r>
-        <w:rPr>
-          <w:b w:val="0"/>
-          <w:i w:val="0"/>
-        </w:rPr>
-        <w:t>Next quarter</w:t>
-      </w:r>
-    </w:p>
-    <w:p>
-      <w:pPr>
-        <w:pStyle w:val="Heading4"/>
-      </w:pPr>
-      <w:r>
-        <w:t>Sources</w:t>
-      </w:r>
-    </w:p>
-    <w:p>
-      <w:pPr>
-        <w:pStyle w:val="ListBullet"/>
-      </w:pPr>
-      <w:r>
-        <w:rPr>
-          <w:b w:val="0"/>
-          <w:i w:val="0"/>
-        </w:rPr>
-        <w:t>SentenceTransformer("sentence-transformers/all-MiniLM-L6-v2").encode(texts, batch_size=..., normalize_embeddings=True) returns 384-dimensional vectors. (unverified: sentence-transformers documentation and model card. Not run in this course's build.)</w:t>
-      </w:r>
-    </w:p>
-    <w:p>
-      <w:pPr>
-        <w:pStyle w:val="Heading3"/>
-      </w:pPr>
-      <w:r>
-        <w:t>B15-L2 HDBSCAN, clusters with a noise label</w:t>
-      </w:r>
-    </w:p>
-    <w:p>
-      <w:pPr>
-        <w:pStyle w:val="Heading4"/>
-      </w:pPr>
-      <w:r>
-        <w:t>Concept</w:t>
-      </w:r>
-    </w:p>
-    <w:p>
-      <w:r>
-        <w:rPr>
-          <w:b w:val="0"/>
-          <w:i w:val="0"/>
-        </w:rPr>
-        <w:t xml:space="preserve">k-means needs you to choose the number of clusters, and it puts every point in one. Open-ended answers rarely fit that: some themes are large, some small, and many answers belong to no theme at all. </w:t>
-      </w:r>
-      <w:r>
-        <w:rPr>
-          <w:b/>
-          <w:i w:val="0"/>
-        </w:rPr>
-        <w:t>HDBSCAN</w:t>
-      </w:r>
-      <w:r>
-        <w:rPr>
-          <w:b w:val="0"/>
-          <w:i w:val="0"/>
-        </w:rPr>
-        <w:t xml:space="preserve"> finds dense groups of points, lets clusters differ in size and shape, and labels points in sparse regions as </w:t>
-      </w:r>
-      <w:r>
-        <w:rPr>
-          <w:b/>
-          <w:i w:val="0"/>
-        </w:rPr>
-        <w:t>noise</w:t>
-      </w:r>
-      <w:r>
-        <w:rPr>
-          <w:b w:val="0"/>
-          <w:i w:val="0"/>
-        </w:rPr>
-        <w:t xml:space="preserve">, </w:t>
-      </w:r>
-      <w:r>
-        <w:rPr>
-          <w:rFonts w:ascii="Consolas" w:hAnsi="Consolas" w:eastAsia="Consolas"/>
-          <w:b w:val="0"/>
-          <w:sz w:val="19"/>
-        </w:rPr>
-        <w:t>-1</w:t>
-      </w:r>
-      <w:r>
-        <w:rPr>
-          <w:b w:val="0"/>
-          <w:i w:val="0"/>
-        </w:rPr>
-        <w:t>.</w:t>
-      </w:r>
-    </w:p>
-    <w:p>
-      <w:r>
-        <w:rPr>
-          <w:b w:val="0"/>
-          <w:i w:val="0"/>
-        </w:rPr>
-        <w:t>scikit-learn has included it since version 1.3. With scikit-learn 1.8:</w:t>
+      <w:r>
+        <w:rPr>
+          <w:b w:val="0"/>
+          <w:i w:val="0"/>
+        </w:rPr>
+        <w:t>Starter code:</w:t>
       </w:r>
     </w:p>
     <w:tbl>
@@ -1817,7 +1735,7 @@
                 <w:b w:val="0"/>
                 <w:sz w:val="16"/>
               </w:rPr>
-              <w:t>from sklearn.cluster import HDBSCAN</w:t>
+              <w:t>import numpy as np</w:t>
             </w:r>
           </w:p>
           <w:p>
@@ -1863,7 +1781,53 @@
                 <w:b w:val="0"/>
                 <w:sz w:val="16"/>
               </w:rPr>
-              <w:t>labels = HDBSCAN(min_cluster_size=15, copy=True).fit_predict(vectors)</w:t>
+              <w:t xml:space="preserve"> </w:t>
+            </w:r>
+          </w:p>
+          <w:p>
+            <w:pPr>
+              <w:spacing w:before="0" w:after="0" w:line="240" w:lineRule="auto"/>
+              <w:ind w:left="567" w:hanging="567"/>
+            </w:pPr>
+            <w:r>
+              <w:rPr>
+                <w:rFonts w:ascii="Consolas" w:hAnsi="Consolas" w:eastAsia="Consolas"/>
+                <w:b w:val="0"/>
+                <w:color w:val="5B6875"/>
+                <w:sz w:val="16"/>
+              </w:rPr>
+              <w:t xml:space="preserve">   4  </w:t>
+            </w:r>
+            <w:r>
+              <w:rPr>
+                <w:rFonts w:ascii="Consolas" w:hAnsi="Consolas" w:eastAsia="Consolas"/>
+                <w:b w:val="0"/>
+                <w:sz w:val="16"/>
+              </w:rPr>
+              <w:t>def top_k_similar(query, matrix, k):</w:t>
+            </w:r>
+          </w:p>
+          <w:p>
+            <w:pPr>
+              <w:spacing w:before="0" w:after="0" w:line="240" w:lineRule="auto"/>
+              <w:ind w:left="567" w:hanging="567"/>
+            </w:pPr>
+            <w:r>
+              <w:rPr>
+                <w:rFonts w:ascii="Consolas" w:hAnsi="Consolas" w:eastAsia="Consolas"/>
+                <w:b w:val="0"/>
+                <w:color w:val="5B6875"/>
+                <w:sz w:val="16"/>
+              </w:rPr>
+              <w:t xml:space="preserve">   5  </w:t>
+            </w:r>
+            <w:r>
+              <w:rPr>
+                <w:rFonts w:ascii="Consolas" w:hAnsi="Consolas" w:eastAsia="Consolas"/>
+                <w:b w:val="0"/>
+                <w:sz w:val="16"/>
+              </w:rPr>
+              <w:t xml:space="preserve">    return list(np.argsort(matrix @ query)[:k])</w:t>
             </w:r>
           </w:p>
         </w:tc>
@@ -1872,173 +1836,72 @@
     <w:p/>
     <w:p>
       <w:pPr>
-        <w:pStyle w:val="ListBullet"/>
-      </w:pPr>
-      <w:r>
-        <w:rPr>
-          <w:rFonts w:ascii="Consolas" w:hAnsi="Consolas" w:eastAsia="Consolas"/>
-          <w:b w:val="0"/>
-          <w:sz w:val="19"/>
-        </w:rPr>
-        <w:t>min_cluster_size</w:t>
-      </w:r>
-      <w:r>
-        <w:rPr>
-          <w:b w:val="0"/>
-          <w:i w:val="0"/>
-        </w:rPr>
-        <w:t xml:space="preserve"> (default 5) is the main setting: the smallest group you would call a theme. Raise it for fewer, larger themes.</w:t>
+        <w:pStyle w:val="Heading5"/>
+      </w:pPr>
+      <w:r>
+        <w:t>Exercise 5. Architecture design (level 4)</w:t>
       </w:r>
     </w:p>
     <w:p>
-      <w:pPr>
-        <w:pStyle w:val="ListBullet"/>
-      </w:pPr>
-      <w:r>
-        <w:rPr>
-          <w:rFonts w:ascii="Consolas" w:hAnsi="Consolas" w:eastAsia="Consolas"/>
-          <w:b w:val="0"/>
-          <w:sz w:val="19"/>
-        </w:rPr>
-        <w:t>min_samples</w:t>
-      </w:r>
-      <w:r>
-        <w:rPr>
-          <w:b w:val="0"/>
-          <w:i w:val="0"/>
-        </w:rPr>
-        <w:t xml:space="preserve"> controls how conservative clustering is. Higher values label more points as noise.</w:t>
+      <w:r>
+        <w:rPr>
+          <w:b w:val="0"/>
+          <w:i w:val="0"/>
+        </w:rPr>
+        <w:t>Plan embeddings for a quarterly tracker's open-ended question, in five languages.</w:t>
       </w:r>
     </w:p>
     <w:p>
-      <w:pPr>
-        <w:pStyle w:val="ListBullet"/>
-      </w:pPr>
-      <w:r>
-        <w:rPr>
-          <w:b w:val="0"/>
-          <w:i w:val="0"/>
-        </w:rPr>
-        <w:t xml:space="preserve">Pass </w:t>
-      </w:r>
-      <w:r>
-        <w:rPr>
-          <w:rFonts w:ascii="Consolas" w:hAnsi="Consolas" w:eastAsia="Consolas"/>
-          <w:b w:val="0"/>
-          <w:sz w:val="19"/>
-        </w:rPr>
-        <w:t>copy=True</w:t>
-      </w:r>
-      <w:r>
-        <w:rPr>
-          <w:b w:val="0"/>
-          <w:i w:val="0"/>
-        </w:rPr>
-        <w:t xml:space="preserve">. scikit-learn 1.8 warns that the default will change from </w:t>
-      </w:r>
-      <w:r>
-        <w:rPr>
-          <w:rFonts w:ascii="Consolas" w:hAnsi="Consolas" w:eastAsia="Consolas"/>
-          <w:b w:val="0"/>
-          <w:sz w:val="19"/>
-        </w:rPr>
-        <w:t>False</w:t>
-      </w:r>
-      <w:r>
-        <w:rPr>
-          <w:b w:val="0"/>
-          <w:i w:val="0"/>
-        </w:rPr>
-        <w:t xml:space="preserve"> to </w:t>
-      </w:r>
-      <w:r>
-        <w:rPr>
-          <w:rFonts w:ascii="Consolas" w:hAnsi="Consolas" w:eastAsia="Consolas"/>
-          <w:b w:val="0"/>
-          <w:sz w:val="19"/>
-        </w:rPr>
-        <w:t>True</w:t>
-      </w:r>
-      <w:r>
-        <w:rPr>
-          <w:b w:val="0"/>
-          <w:i w:val="0"/>
-        </w:rPr>
-        <w:t xml:space="preserve"> in 1.10, and </w:t>
-      </w:r>
-      <w:r>
-        <w:rPr>
-          <w:rFonts w:ascii="Consolas" w:hAnsi="Consolas" w:eastAsia="Consolas"/>
-          <w:b w:val="0"/>
-          <w:sz w:val="19"/>
-        </w:rPr>
-        <w:t>False</w:t>
-      </w:r>
-      <w:r>
-        <w:rPr>
-          <w:b w:val="0"/>
-          <w:i w:val="0"/>
-        </w:rPr>
-        <w:t xml:space="preserve"> lets the estimator modify your input array.</w:t>
+      <w:r>
+        <w:rPr>
+          <w:b w:val="0"/>
+          <w:i w:val="0"/>
+        </w:rPr>
+        <w:t>Options: One multilingual model, tested on a sample from each language, An English-only model for all languages, A different model per language.</w:t>
       </w:r>
     </w:p>
     <w:p>
       <w:pPr>
-        <w:pStyle w:val="ListBullet"/>
-      </w:pPr>
-      <w:r>
-        <w:rPr>
-          <w:b w:val="0"/>
-          <w:i w:val="0"/>
-        </w:rPr>
-        <w:t>The default metric is Euclidean. For normalised embeddings (lesson B15-L1), Euclidean distance ranks pairs in the same order as cosine similarity.</w:t>
+        <w:pStyle w:val="ListNumber"/>
+      </w:pPr>
+      <w:r>
+        <w:rPr>
+          <w:b w:val="0"/>
+          <w:i w:val="0"/>
+        </w:rPr>
+        <w:t>Model</w:t>
       </w:r>
     </w:p>
     <w:p>
-      <w:r>
-        <w:rPr>
-          <w:b w:val="0"/>
-          <w:i w:val="0"/>
-        </w:rPr>
-        <w:t>Read the result before you use it:</w:t>
+      <w:pPr>
+        <w:pStyle w:val="ListNumber"/>
+      </w:pPr>
+      <w:r>
+        <w:rPr>
+          <w:b w:val="0"/>
+          <w:i w:val="0"/>
+        </w:rPr>
+        <w:t>What is stored with each vector</w:t>
       </w:r>
     </w:p>
     <w:p>
       <w:pPr>
-        <w:pStyle w:val="ListBullet"/>
-      </w:pPr>
-      <w:r>
-        <w:rPr>
-          <w:b/>
-          <w:i w:val="0"/>
-        </w:rPr>
-        <w:t>Noise share.</w:t>
-      </w:r>
-      <w:r>
-        <w:rPr>
-          <w:b w:val="0"/>
-          <w:i w:val="0"/>
-        </w:rPr>
-        <w:t xml:space="preserve"> On 600 points in four blobs plus 60 random points, this course's build labelled 12% as noise. For short survey answers a large noise share is normal, and it is information: those answers do not share a theme with enough others.</w:t>
+        <w:pStyle w:val="ListNumber"/>
+      </w:pPr>
+      <w:r>
+        <w:rPr>
+          <w:b w:val="0"/>
+          <w:i w:val="0"/>
+        </w:rPr>
+        <w:t>Next quarter</w:t>
       </w:r>
     </w:p>
     <w:p>
       <w:pPr>
-        <w:pStyle w:val="ListBullet"/>
-      </w:pPr>
-      <w:r>
-        <w:rPr>
-          <w:b/>
-          <w:i w:val="0"/>
-        </w:rPr>
-        <w:t>Number and size of clusters.</w:t>
-      </w:r>
-      <w:r>
-        <w:rPr>
-          <w:b w:val="0"/>
-          <w:i w:val="0"/>
-        </w:rPr>
-        <w:t xml:space="preserve"> One giant cluster and many tiny ones usually means the settings or the embedding need work.</w:t>
+        <w:pStyle w:val="Heading4"/>
+      </w:pPr>
+      <w:r>
+        <w:t>Sources</w:t>
       </w:r>
     </w:p>
     <w:p>
@@ -2047,26 +1910,18 @@
       </w:pPr>
       <w:r>
         <w:rPr>
-          <w:b/>
-          <w:i w:val="0"/>
-        </w:rPr>
-        <w:t>Samples.</w:t>
-      </w:r>
-      <w:r>
-        <w:rPr>
-          <w:b w:val="0"/>
-          <w:i w:val="0"/>
-        </w:rPr>
-        <w:t xml:space="preserve"> Read 10 answers from each cluster before you name it.</w:t>
+          <w:b w:val="0"/>
+          <w:i w:val="0"/>
+        </w:rPr>
+        <w:t>SentenceTransformer("sentence-transformers/all-MiniLM-L6-v2").encode(texts, batch_size=..., normalize_embeddings=True) returns 384-dimensional vectors. (unverified: sentence-transformers documentation and model card. Not run in this course's build.)</w:t>
       </w:r>
     </w:p>
     <w:p>
-      <w:r>
-        <w:rPr>
-          <w:b w:val="0"/>
-          <w:i w:val="0"/>
-        </w:rPr>
-        <w:t>High-dimensional embeddings are often reduced first, for example with UMAP or PCA, to make density easier to find. Record every setting and the random seed of any reduction step, because the clusters depend on them.</w:t>
+      <w:pPr>
+        <w:pStyle w:val="Heading3"/>
+      </w:pPr>
+      <w:r>
+        <w:t>B15-L2 HDBSCAN, clusters with a noise label</w:t>
       </w:r>
     </w:p>
     <w:p>
@@ -2074,7 +1929,7 @@
         <w:pStyle w:val="Heading4"/>
       </w:pPr>
       <w:r>
-        <w:t>Why it matters</w:t>
+        <w:t>Concept</w:t>
       </w:r>
     </w:p>
     <w:p>
@@ -2083,15 +1938,59 @@
           <w:b w:val="0"/>
           <w:i w:val="0"/>
         </w:rPr>
-        <w:t>A team clustered 8,000 complaints with k-means and k = 12, because the dashboard had space for 12 tiles. Every complaint was forced into a theme. A cluster labelled "billing" contained 900 complaints about billing and 400 unrelated ones that were nearest to it. Its share of complaints was overstated by 40%. HDBSCAN on the same vectors marked most of the 400 as noise.</w:t>
+        <w:t xml:space="preserve">k-means needs you to choose the number of clusters, and it puts every point in one. Open-ended answers rarely fit that: some themes are large, some small, and many answers belong to no theme at all. </w:t>
+      </w:r>
+      <w:r>
+        <w:rPr>
+          <w:b/>
+          <w:i w:val="0"/>
+        </w:rPr>
+        <w:t>HDBSCAN</w:t>
+      </w:r>
+      <w:r>
+        <w:rPr>
+          <w:b w:val="0"/>
+          <w:i w:val="0"/>
+        </w:rPr>
+        <w:t xml:space="preserve"> finds dense groups of points, lets clusters differ in size and shape, and labels points in sparse regions as </w:t>
+      </w:r>
+      <w:r>
+        <w:rPr>
+          <w:b/>
+          <w:i w:val="0"/>
+        </w:rPr>
+        <w:t>noise</w:t>
+      </w:r>
+      <w:r>
+        <w:rPr>
+          <w:b w:val="0"/>
+          <w:i w:val="0"/>
+        </w:rPr>
+        <w:t xml:space="preserve">, </w:t>
+      </w:r>
+      <w:r>
+        <w:rPr>
+          <w:rFonts w:ascii="Consolas" w:hAnsi="Consolas" w:eastAsia="Consolas"/>
+          <w:b w:val="0"/>
+          <w:sz w:val="19"/>
+        </w:rPr>
+        <w:t>-1</w:t>
+      </w:r>
+      <w:r>
+        <w:rPr>
+          <w:b w:val="0"/>
+          <w:i w:val="0"/>
+        </w:rPr>
+        <w:t>.</w:t>
       </w:r>
     </w:p>
     <w:p>
-      <w:pPr>
-        <w:pStyle w:val="Heading4"/>
-      </w:pPr>
-      <w:r>
-        <w:t>Worked example: weak code</w:t>
+      <w:r>
+        <w:rPr>
+          <w:b w:val="0"/>
+          <w:i w:val="0"/>
+        </w:rPr>
+        <w:t>scikit-learn has included it since version 1.3. With scikit-learn 1.8:</w:t>
       </w:r>
     </w:p>
     <w:tbl>
@@ -2117,19 +2016,19 @@
             <w:r>
               <w:rPr>
                 <w:rFonts w:ascii="Consolas" w:hAnsi="Consolas" w:eastAsia="Consolas"/>
-                <w:b/>
+                <w:b w:val="0"/>
                 <w:color w:val="5B6875"/>
                 <w:sz w:val="16"/>
               </w:rPr>
-              <w:t xml:space="preserve"> [1]  </w:t>
-            </w:r>
-            <w:r>
-              <w:rPr>
-                <w:rFonts w:ascii="Consolas" w:hAnsi="Consolas" w:eastAsia="Consolas"/>
-                <w:b w:val="0"/>
-                <w:sz w:val="16"/>
-              </w:rPr>
-              <w:t>labels = KMeans(n_clusters=12).fit_predict(vectors)</w:t>
+              <w:t xml:space="preserve">   1  </w:t>
+            </w:r>
+            <w:r>
+              <w:rPr>
+                <w:rFonts w:ascii="Consolas" w:hAnsi="Consolas" w:eastAsia="Consolas"/>
+                <w:b w:val="0"/>
+                <w:sz w:val="16"/>
+              </w:rPr>
+              <w:t>from sklearn.cluster import HDBSCAN</w:t>
             </w:r>
           </w:p>
           <w:p>
@@ -2140,66 +2039,270 @@
             <w:r>
               <w:rPr>
                 <w:rFonts w:ascii="Consolas" w:hAnsi="Consolas" w:eastAsia="Consolas"/>
-                <w:b/>
+                <w:b w:val="0"/>
                 <w:color w:val="5B6875"/>
                 <w:sz w:val="16"/>
               </w:rPr>
-              <w:t xml:space="preserve"> [2]  </w:t>
-            </w:r>
-            <w:r>
-              <w:rPr>
-                <w:rFonts w:ascii="Consolas" w:hAnsi="Consolas" w:eastAsia="Consolas"/>
-                <w:b w:val="0"/>
-                <w:sz w:val="16"/>
-              </w:rPr>
-              <w:t>shares = pd.Series(labels).value_counts(normalize=True)</w:t>
+              <w:t xml:space="preserve">   2  </w:t>
+            </w:r>
+            <w:r>
+              <w:rPr>
+                <w:rFonts w:ascii="Consolas" w:hAnsi="Consolas" w:eastAsia="Consolas"/>
+                <w:b w:val="0"/>
+                <w:sz w:val="16"/>
+              </w:rPr>
+              <w:t xml:space="preserve"> </w:t>
+            </w:r>
+          </w:p>
+          <w:p>
+            <w:pPr>
+              <w:spacing w:before="0" w:after="0" w:line="240" w:lineRule="auto"/>
+              <w:ind w:left="567" w:hanging="567"/>
+            </w:pPr>
+            <w:r>
+              <w:rPr>
+                <w:rFonts w:ascii="Consolas" w:hAnsi="Consolas" w:eastAsia="Consolas"/>
+                <w:b w:val="0"/>
+                <w:color w:val="5B6875"/>
+                <w:sz w:val="16"/>
+              </w:rPr>
+              <w:t xml:space="preserve">   3  </w:t>
+            </w:r>
+            <w:r>
+              <w:rPr>
+                <w:rFonts w:ascii="Consolas" w:hAnsi="Consolas" w:eastAsia="Consolas"/>
+                <w:b w:val="0"/>
+                <w:sz w:val="16"/>
+              </w:rPr>
+              <w:t>labels = HDBSCAN(min_cluster_size=15, copy=True).fit_predict(vectors)</w:t>
             </w:r>
           </w:p>
         </w:tc>
       </w:tr>
     </w:tbl>
+    <w:p/>
     <w:p>
       <w:pPr>
-        <w:pStyle w:val="ListNumber"/>
-      </w:pPr>
-      <w:r>
-        <w:rPr>
-          <w:b/>
-        </w:rPr>
-        <w:t xml:space="preserve">Line 1. </w:t>
-      </w:r>
-      <w:r>
-        <w:rPr>
-          <w:b w:val="0"/>
-          <w:i w:val="0"/>
-        </w:rPr>
-        <w:t>k chosen by the dashboard, every answer forced into a cluster, no seed.</w:t>
+        <w:pStyle w:val="ListBullet"/>
+      </w:pPr>
+      <w:r>
+        <w:rPr>
+          <w:rFonts w:ascii="Consolas" w:hAnsi="Consolas" w:eastAsia="Consolas"/>
+          <w:b w:val="0"/>
+          <w:sz w:val="19"/>
+        </w:rPr>
+        <w:t>min_cluster_size</w:t>
+      </w:r>
+      <w:r>
+        <w:rPr>
+          <w:b w:val="0"/>
+          <w:i w:val="0"/>
+        </w:rPr>
+        <w:t xml:space="preserve"> (default 5) is the main setting: the smallest group you would call a theme. Raise it for fewer, larger themes.</w:t>
       </w:r>
     </w:p>
     <w:p>
       <w:pPr>
-        <w:pStyle w:val="ListNumber"/>
-      </w:pPr>
-      <w:r>
-        <w:rPr>
-          <w:b/>
-        </w:rPr>
-        <w:t xml:space="preserve">Line 2. </w:t>
-      </w:r>
-      <w:r>
-        <w:rPr>
-          <w:b w:val="0"/>
-          <w:i w:val="0"/>
-        </w:rPr>
-        <w:t>Shares inflated by answers that belong nowhere.</w:t>
+        <w:pStyle w:val="ListBullet"/>
+      </w:pPr>
+      <w:r>
+        <w:rPr>
+          <w:rFonts w:ascii="Consolas" w:hAnsi="Consolas" w:eastAsia="Consolas"/>
+          <w:b w:val="0"/>
+          <w:sz w:val="19"/>
+        </w:rPr>
+        <w:t>min_samples</w:t>
+      </w:r>
+      <w:r>
+        <w:rPr>
+          <w:b w:val="0"/>
+          <w:i w:val="0"/>
+        </w:rPr>
+        <w:t xml:space="preserve"> controls how conservative clustering is. Higher values label more points as noise.</w:t>
       </w:r>
     </w:p>
     <w:p>
       <w:pPr>
+        <w:pStyle w:val="ListBullet"/>
+      </w:pPr>
+      <w:r>
+        <w:rPr>
+          <w:b w:val="0"/>
+          <w:i w:val="0"/>
+        </w:rPr>
+        <w:t xml:space="preserve">Pass </w:t>
+      </w:r>
+      <w:r>
+        <w:rPr>
+          <w:rFonts w:ascii="Consolas" w:hAnsi="Consolas" w:eastAsia="Consolas"/>
+          <w:b w:val="0"/>
+          <w:sz w:val="19"/>
+        </w:rPr>
+        <w:t>copy=True</w:t>
+      </w:r>
+      <w:r>
+        <w:rPr>
+          <w:b w:val="0"/>
+          <w:i w:val="0"/>
+        </w:rPr>
+        <w:t xml:space="preserve">. scikit-learn 1.8 warns that the default will change from </w:t>
+      </w:r>
+      <w:r>
+        <w:rPr>
+          <w:rFonts w:ascii="Consolas" w:hAnsi="Consolas" w:eastAsia="Consolas"/>
+          <w:b w:val="0"/>
+          <w:sz w:val="19"/>
+        </w:rPr>
+        <w:t>False</w:t>
+      </w:r>
+      <w:r>
+        <w:rPr>
+          <w:b w:val="0"/>
+          <w:i w:val="0"/>
+        </w:rPr>
+        <w:t xml:space="preserve"> to </w:t>
+      </w:r>
+      <w:r>
+        <w:rPr>
+          <w:rFonts w:ascii="Consolas" w:hAnsi="Consolas" w:eastAsia="Consolas"/>
+          <w:b w:val="0"/>
+          <w:sz w:val="19"/>
+        </w:rPr>
+        <w:t>True</w:t>
+      </w:r>
+      <w:r>
+        <w:rPr>
+          <w:b w:val="0"/>
+          <w:i w:val="0"/>
+        </w:rPr>
+        <w:t xml:space="preserve"> in 1.10, and </w:t>
+      </w:r>
+      <w:r>
+        <w:rPr>
+          <w:rFonts w:ascii="Consolas" w:hAnsi="Consolas" w:eastAsia="Consolas"/>
+          <w:b w:val="0"/>
+          <w:sz w:val="19"/>
+        </w:rPr>
+        <w:t>False</w:t>
+      </w:r>
+      <w:r>
+        <w:rPr>
+          <w:b w:val="0"/>
+          <w:i w:val="0"/>
+        </w:rPr>
+        <w:t xml:space="preserve"> lets the estimator modify your input array.</w:t>
+      </w:r>
+    </w:p>
+    <w:p>
+      <w:pPr>
+        <w:pStyle w:val="ListBullet"/>
+      </w:pPr>
+      <w:r>
+        <w:rPr>
+          <w:b w:val="0"/>
+          <w:i w:val="0"/>
+        </w:rPr>
+        <w:t>The default metric is Euclidean. For normalised embeddings (lesson B15-L1), Euclidean distance ranks pairs in the same order as cosine similarity.</w:t>
+      </w:r>
+    </w:p>
+    <w:p>
+      <w:r>
+        <w:rPr>
+          <w:b w:val="0"/>
+          <w:i w:val="0"/>
+        </w:rPr>
+        <w:t>Read the result before you use it:</w:t>
+      </w:r>
+    </w:p>
+    <w:p>
+      <w:pPr>
+        <w:pStyle w:val="ListBullet"/>
+      </w:pPr>
+      <w:r>
+        <w:rPr>
+          <w:b/>
+          <w:i w:val="0"/>
+        </w:rPr>
+        <w:t>Noise share.</w:t>
+      </w:r>
+      <w:r>
+        <w:rPr>
+          <w:b w:val="0"/>
+          <w:i w:val="0"/>
+        </w:rPr>
+        <w:t xml:space="preserve"> On 600 points in four blobs plus 60 random points, this course's build labelled 12% as noise. For short survey answers a large noise share is normal, and it is information: those answers do not share a theme with enough others.</w:t>
+      </w:r>
+    </w:p>
+    <w:p>
+      <w:pPr>
+        <w:pStyle w:val="ListBullet"/>
+      </w:pPr>
+      <w:r>
+        <w:rPr>
+          <w:b/>
+          <w:i w:val="0"/>
+        </w:rPr>
+        <w:t>Number and size of clusters.</w:t>
+      </w:r>
+      <w:r>
+        <w:rPr>
+          <w:b w:val="0"/>
+          <w:i w:val="0"/>
+        </w:rPr>
+        <w:t xml:space="preserve"> One giant cluster and many tiny ones usually means the settings or the embedding need work.</w:t>
+      </w:r>
+    </w:p>
+    <w:p>
+      <w:pPr>
+        <w:pStyle w:val="ListBullet"/>
+      </w:pPr>
+      <w:r>
+        <w:rPr>
+          <w:b/>
+          <w:i w:val="0"/>
+        </w:rPr>
+        <w:t>Samples.</w:t>
+      </w:r>
+      <w:r>
+        <w:rPr>
+          <w:b w:val="0"/>
+          <w:i w:val="0"/>
+        </w:rPr>
+        <w:t xml:space="preserve"> Read 10 answers from each cluster before you name it.</w:t>
+      </w:r>
+    </w:p>
+    <w:p>
+      <w:r>
+        <w:rPr>
+          <w:b w:val="0"/>
+          <w:i w:val="0"/>
+        </w:rPr>
+        <w:t>High-dimensional embeddings are often reduced first, for example with UMAP or PCA, to make density easier to find. Record every setting and the random seed of any reduction step, because the clusters depend on them.</w:t>
+      </w:r>
+    </w:p>
+    <w:p>
+      <w:pPr>
         <w:pStyle w:val="Heading4"/>
       </w:pPr>
       <w:r>
-        <w:t>Worked example: strong code</w:t>
+        <w:t>Why it matters</w:t>
+      </w:r>
+    </w:p>
+    <w:p>
+      <w:r>
+        <w:rPr>
+          <w:b w:val="0"/>
+          <w:i w:val="0"/>
+        </w:rPr>
+        <w:t>A team clustered 8,000 complaints with k-means and k = 12, because the dashboard had space for 12 tiles. Every complaint was forced into a theme. A cluster labelled "billing" contained 900 complaints about billing and 400 unrelated ones that were nearest to it. Its share of complaints was overstated by 40%. HDBSCAN on the same vectors marked most of the 400 as noise.</w:t>
+      </w:r>
+    </w:p>
+    <w:p>
+      <w:pPr>
+        <w:pStyle w:val="Heading4"/>
+      </w:pPr>
+      <w:r>
+        <w:t>Worked example: weak code</w:t>
       </w:r>
     </w:p>
     <w:tbl>
@@ -2225,19 +2328,19 @@
             <w:r>
               <w:rPr>
                 <w:rFonts w:ascii="Consolas" w:hAnsi="Consolas" w:eastAsia="Consolas"/>
-                <w:b w:val="0"/>
+                <w:b/>
                 <w:color w:val="5B6875"/>
                 <w:sz w:val="16"/>
               </w:rPr>
-              <w:t xml:space="preserve">   1  </w:t>
-            </w:r>
-            <w:r>
-              <w:rPr>
-                <w:rFonts w:ascii="Consolas" w:hAnsi="Consolas" w:eastAsia="Consolas"/>
-                <w:b w:val="0"/>
-                <w:sz w:val="16"/>
-              </w:rPr>
-              <w:t>import numpy as np</w:t>
+              <w:t xml:space="preserve"> [1]  </w:t>
+            </w:r>
+            <w:r>
+              <w:rPr>
+                <w:rFonts w:ascii="Consolas" w:hAnsi="Consolas" w:eastAsia="Consolas"/>
+                <w:b w:val="0"/>
+                <w:sz w:val="16"/>
+              </w:rPr>
+              <w:t>labels = KMeans(n_clusters=12).fit_predict(vectors)</w:t>
             </w:r>
           </w:p>
           <w:p>
@@ -2248,286 +2351,10 @@
             <w:r>
               <w:rPr>
                 <w:rFonts w:ascii="Consolas" w:hAnsi="Consolas" w:eastAsia="Consolas"/>
-                <w:b w:val="0"/>
-                <w:color w:val="5B6875"/>
-                <w:sz w:val="16"/>
-              </w:rPr>
-              <w:t xml:space="preserve">   2  </w:t>
-            </w:r>
-            <w:r>
-              <w:rPr>
-                <w:rFonts w:ascii="Consolas" w:hAnsi="Consolas" w:eastAsia="Consolas"/>
-                <w:b w:val="0"/>
-                <w:sz w:val="16"/>
-              </w:rPr>
-              <w:t xml:space="preserve"> </w:t>
-            </w:r>
-          </w:p>
-          <w:p>
-            <w:pPr>
-              <w:spacing w:before="0" w:after="0" w:line="240" w:lineRule="auto"/>
-              <w:ind w:left="567" w:hanging="567"/>
-            </w:pPr>
-            <w:r>
-              <w:rPr>
-                <w:rFonts w:ascii="Consolas" w:hAnsi="Consolas" w:eastAsia="Consolas"/>
-                <w:b w:val="0"/>
-                <w:color w:val="5B6875"/>
-                <w:sz w:val="16"/>
-              </w:rPr>
-              <w:t xml:space="preserve">   3  </w:t>
-            </w:r>
-            <w:r>
-              <w:rPr>
-                <w:rFonts w:ascii="Consolas" w:hAnsi="Consolas" w:eastAsia="Consolas"/>
-                <w:b w:val="0"/>
-                <w:sz w:val="16"/>
-              </w:rPr>
-              <w:t xml:space="preserve"> </w:t>
-            </w:r>
-          </w:p>
-          <w:p>
-            <w:pPr>
-              <w:spacing w:before="0" w:after="0" w:line="240" w:lineRule="auto"/>
-              <w:ind w:left="567" w:hanging="567"/>
-            </w:pPr>
-            <w:r>
-              <w:rPr>
-                <w:rFonts w:ascii="Consolas" w:hAnsi="Consolas" w:eastAsia="Consolas"/>
-                <w:b w:val="0"/>
-                <w:color w:val="5B6875"/>
-                <w:sz w:val="16"/>
-              </w:rPr>
-              <w:t xml:space="preserve">   4  </w:t>
-            </w:r>
-            <w:r>
-              <w:rPr>
-                <w:rFonts w:ascii="Consolas" w:hAnsi="Consolas" w:eastAsia="Consolas"/>
-                <w:b w:val="0"/>
-                <w:sz w:val="16"/>
-              </w:rPr>
-              <w:t>def summarise_labels(labels: np.ndarray) -&gt; dict[str, float | int | None]:</w:t>
-            </w:r>
-          </w:p>
-          <w:p>
-            <w:pPr>
-              <w:spacing w:before="0" w:after="0" w:line="240" w:lineRule="auto"/>
-              <w:ind w:left="567" w:hanging="567"/>
-            </w:pPr>
-            <w:r>
-              <w:rPr>
-                <w:rFonts w:ascii="Consolas" w:hAnsi="Consolas" w:eastAsia="Consolas"/>
-                <w:b w:val="0"/>
-                <w:color w:val="5B6875"/>
-                <w:sz w:val="16"/>
-              </w:rPr>
-              <w:t xml:space="preserve">   5  </w:t>
-            </w:r>
-            <w:r>
-              <w:rPr>
-                <w:rFonts w:ascii="Consolas" w:hAnsi="Consolas" w:eastAsia="Consolas"/>
-                <w:b w:val="0"/>
-                <w:sz w:val="16"/>
-              </w:rPr>
-              <w:t xml:space="preserve">    """Cluster count, noise share and largest cluster share (of clustered points)."""</w:t>
-            </w:r>
-          </w:p>
-          <w:p>
-            <w:pPr>
-              <w:spacing w:before="0" w:after="0" w:line="240" w:lineRule="auto"/>
-              <w:ind w:left="567" w:hanging="567"/>
-            </w:pPr>
-            <w:r>
-              <w:rPr>
-                <w:rFonts w:ascii="Consolas" w:hAnsi="Consolas" w:eastAsia="Consolas"/>
-                <w:b w:val="0"/>
-                <w:color w:val="5B6875"/>
-                <w:sz w:val="16"/>
-              </w:rPr>
-              <w:t xml:space="preserve">   6  </w:t>
-            </w:r>
-            <w:r>
-              <w:rPr>
-                <w:rFonts w:ascii="Consolas" w:hAnsi="Consolas" w:eastAsia="Consolas"/>
-                <w:b w:val="0"/>
-                <w:sz w:val="16"/>
-              </w:rPr>
-              <w:t xml:space="preserve">    n = len(labels)</w:t>
-            </w:r>
-          </w:p>
-          <w:p>
-            <w:pPr>
-              <w:spacing w:before="0" w:after="0" w:line="240" w:lineRule="auto"/>
-              <w:ind w:left="567" w:hanging="567"/>
-            </w:pPr>
-            <w:r>
-              <w:rPr>
-                <w:rFonts w:ascii="Consolas" w:hAnsi="Consolas" w:eastAsia="Consolas"/>
                 <w:b/>
                 <w:color w:val="5B6875"/>
                 <w:sz w:val="16"/>
               </w:rPr>
-              <w:t xml:space="preserve"> [1]  </w:t>
-            </w:r>
-            <w:r>
-              <w:rPr>
-                <w:rFonts w:ascii="Consolas" w:hAnsi="Consolas" w:eastAsia="Consolas"/>
-                <w:b w:val="0"/>
-                <w:sz w:val="16"/>
-              </w:rPr>
-              <w:t xml:space="preserve">    clustered = labels[labels != -1]</w:t>
-            </w:r>
-          </w:p>
-          <w:p>
-            <w:pPr>
-              <w:spacing w:before="0" w:after="0" w:line="240" w:lineRule="auto"/>
-              <w:ind w:left="567" w:hanging="567"/>
-            </w:pPr>
-            <w:r>
-              <w:rPr>
-                <w:rFonts w:ascii="Consolas" w:hAnsi="Consolas" w:eastAsia="Consolas"/>
-                <w:b w:val="0"/>
-                <w:color w:val="5B6875"/>
-                <w:sz w:val="16"/>
-              </w:rPr>
-              <w:t xml:space="preserve">   8  </w:t>
-            </w:r>
-            <w:r>
-              <w:rPr>
-                <w:rFonts w:ascii="Consolas" w:hAnsi="Consolas" w:eastAsia="Consolas"/>
-                <w:b w:val="0"/>
-                <w:sz w:val="16"/>
-              </w:rPr>
-              <w:t xml:space="preserve">    if n == 0:</w:t>
-            </w:r>
-          </w:p>
-          <w:p>
-            <w:pPr>
-              <w:spacing w:before="0" w:after="0" w:line="240" w:lineRule="auto"/>
-              <w:ind w:left="567" w:hanging="567"/>
-            </w:pPr>
-            <w:r>
-              <w:rPr>
-                <w:rFonts w:ascii="Consolas" w:hAnsi="Consolas" w:eastAsia="Consolas"/>
-                <w:b w:val="0"/>
-                <w:color w:val="5B6875"/>
-                <w:sz w:val="16"/>
-              </w:rPr>
-              <w:t xml:space="preserve">   9  </w:t>
-            </w:r>
-            <w:r>
-              <w:rPr>
-                <w:rFonts w:ascii="Consolas" w:hAnsi="Consolas" w:eastAsia="Consolas"/>
-                <w:b w:val="0"/>
-                <w:sz w:val="16"/>
-              </w:rPr>
-              <w:t xml:space="preserve">        return {"n_clusters": 0, "noise_share": None, "largest_share": None}</w:t>
-            </w:r>
-          </w:p>
-          <w:p>
-            <w:pPr>
-              <w:spacing w:before="0" w:after="0" w:line="240" w:lineRule="auto"/>
-              <w:ind w:left="567" w:hanging="567"/>
-            </w:pPr>
-            <w:r>
-              <w:rPr>
-                <w:rFonts w:ascii="Consolas" w:hAnsi="Consolas" w:eastAsia="Consolas"/>
-                <w:b w:val="0"/>
-                <w:color w:val="5B6875"/>
-                <w:sz w:val="16"/>
-              </w:rPr>
-              <w:t xml:space="preserve">  10  </w:t>
-            </w:r>
-            <w:r>
-              <w:rPr>
-                <w:rFonts w:ascii="Consolas" w:hAnsi="Consolas" w:eastAsia="Consolas"/>
-                <w:b w:val="0"/>
-                <w:sz w:val="16"/>
-              </w:rPr>
-              <w:t xml:space="preserve">    sizes = np.unique(clustered, return_counts=True)[1]</w:t>
-            </w:r>
-          </w:p>
-          <w:p>
-            <w:pPr>
-              <w:spacing w:before="0" w:after="0" w:line="240" w:lineRule="auto"/>
-              <w:ind w:left="567" w:hanging="567"/>
-            </w:pPr>
-            <w:r>
-              <w:rPr>
-                <w:rFonts w:ascii="Consolas" w:hAnsi="Consolas" w:eastAsia="Consolas"/>
-                <w:b w:val="0"/>
-                <w:color w:val="5B6875"/>
-                <w:sz w:val="16"/>
-              </w:rPr>
-              <w:t xml:space="preserve">  11  </w:t>
-            </w:r>
-            <w:r>
-              <w:rPr>
-                <w:rFonts w:ascii="Consolas" w:hAnsi="Consolas" w:eastAsia="Consolas"/>
-                <w:b w:val="0"/>
-                <w:sz w:val="16"/>
-              </w:rPr>
-              <w:t xml:space="preserve">    return {</w:t>
-            </w:r>
-          </w:p>
-          <w:p>
-            <w:pPr>
-              <w:spacing w:before="0" w:after="0" w:line="240" w:lineRule="auto"/>
-              <w:ind w:left="567" w:hanging="567"/>
-            </w:pPr>
-            <w:r>
-              <w:rPr>
-                <w:rFonts w:ascii="Consolas" w:hAnsi="Consolas" w:eastAsia="Consolas"/>
-                <w:b w:val="0"/>
-                <w:color w:val="5B6875"/>
-                <w:sz w:val="16"/>
-              </w:rPr>
-              <w:t xml:space="preserve">  12  </w:t>
-            </w:r>
-            <w:r>
-              <w:rPr>
-                <w:rFonts w:ascii="Consolas" w:hAnsi="Consolas" w:eastAsia="Consolas"/>
-                <w:b w:val="0"/>
-                <w:sz w:val="16"/>
-              </w:rPr>
-              <w:t xml:space="preserve">        "n_clusters": int(len(sizes)),</w:t>
-            </w:r>
-          </w:p>
-          <w:p>
-            <w:pPr>
-              <w:spacing w:before="0" w:after="0" w:line="240" w:lineRule="auto"/>
-              <w:ind w:left="567" w:hanging="567"/>
-            </w:pPr>
-            <w:r>
-              <w:rPr>
-                <w:rFonts w:ascii="Consolas" w:hAnsi="Consolas" w:eastAsia="Consolas"/>
-                <w:b w:val="0"/>
-                <w:color w:val="5B6875"/>
-                <w:sz w:val="16"/>
-              </w:rPr>
-              <w:t xml:space="preserve">  13  </w:t>
-            </w:r>
-            <w:r>
-              <w:rPr>
-                <w:rFonts w:ascii="Consolas" w:hAnsi="Consolas" w:eastAsia="Consolas"/>
-                <w:b w:val="0"/>
-                <w:sz w:val="16"/>
-              </w:rPr>
-              <w:t xml:space="preserve">        "noise_share": float((labels == -1).mean()),</w:t>
-            </w:r>
-          </w:p>
-          <w:p>
-            <w:pPr>
-              <w:spacing w:before="0" w:after="0" w:line="240" w:lineRule="auto"/>
-              <w:ind w:left="567" w:hanging="567"/>
-            </w:pPr>
-            <w:r>
-              <w:rPr>
-                <w:rFonts w:ascii="Consolas" w:hAnsi="Consolas" w:eastAsia="Consolas"/>
-                <w:b/>
-                <w:color w:val="5B6875"/>
-                <w:sz w:val="16"/>
-              </w:rPr>
               <w:t xml:space="preserve"> [2]  </w:t>
             </w:r>
             <w:r>
@@ -2536,30 +2363,7 @@
                 <w:b w:val="0"/>
                 <w:sz w:val="16"/>
               </w:rPr>
-              <w:t xml:space="preserve">        "largest_share": float(sizes.max() / len(clustered)) if len(clustered) &gt; 0 else None,</w:t>
-            </w:r>
-          </w:p>
-          <w:p>
-            <w:pPr>
-              <w:spacing w:before="0" w:after="0" w:line="240" w:lineRule="auto"/>
-              <w:ind w:left="567" w:hanging="567"/>
-            </w:pPr>
-            <w:r>
-              <w:rPr>
-                <w:rFonts w:ascii="Consolas" w:hAnsi="Consolas" w:eastAsia="Consolas"/>
-                <w:b w:val="0"/>
-                <w:color w:val="5B6875"/>
-                <w:sz w:val="16"/>
-              </w:rPr>
-              <w:t xml:space="preserve">  15  </w:t>
-            </w:r>
-            <w:r>
-              <w:rPr>
-                <w:rFonts w:ascii="Consolas" w:hAnsi="Consolas" w:eastAsia="Consolas"/>
-                <w:b w:val="0"/>
-                <w:sz w:val="16"/>
-              </w:rPr>
-              <w:t xml:space="preserve">    }</w:t>
+              <w:t>shares = pd.Series(labels).value_counts(normalize=True)</w:t>
             </w:r>
           </w:p>
         </w:tc>
@@ -2573,14 +2377,14 @@
         <w:rPr>
           <w:b/>
         </w:rPr>
-        <w:t xml:space="preserve">Line 7. </w:t>
-      </w:r>
-      <w:r>
-        <w:rPr>
-          <w:b w:val="0"/>
-          <w:i w:val="0"/>
-        </w:rPr>
-        <w:t>Noise is reported separately, never counted as a cluster.</w:t>
+        <w:t xml:space="preserve">Line 1. </w:t>
+      </w:r>
+      <w:r>
+        <w:rPr>
+          <w:b w:val="0"/>
+          <w:i w:val="0"/>
+        </w:rPr>
+        <w:t>k chosen by the dashboard, every answer forced into a cluster, no seed.</w:t>
       </w:r>
     </w:p>
     <w:p>
@@ -2591,245 +2395,22 @@
         <w:rPr>
           <w:b/>
         </w:rPr>
-        <w:t xml:space="preserve">Line 14. </w:t>
-      </w:r>
-      <w:r>
-        <w:rPr>
-          <w:b w:val="0"/>
-          <w:i w:val="0"/>
-        </w:rPr>
-        <w:t>Guarded: all noise means no clusters to compare.</w:t>
+        <w:t xml:space="preserve">Line 2. </w:t>
+      </w:r>
+      <w:r>
+        <w:rPr>
+          <w:b w:val="0"/>
+          <w:i w:val="0"/>
+        </w:rPr>
+        <w:t>Shares inflated by answers that belong nowhere.</w:t>
       </w:r>
     </w:p>
     <w:p>
-      <w:r>
-        <w:rPr>
-          <w:b w:val="0"/>
-          <w:i w:val="0"/>
-        </w:rPr>
-        <w:t>Let density decide the clusters, keep noise as its own answer, and summarise counts, noise share and balance before naming themes.</w:t>
-      </w:r>
-    </w:p>
-    <w:p>
       <w:pPr>
         <w:pStyle w:val="Heading4"/>
       </w:pPr>
       <w:r>
-        <w:t>Recap card</w:t>
-      </w:r>
-    </w:p>
-    <w:p>
-      <w:pPr>
-        <w:pStyle w:val="ListBullet"/>
-      </w:pPr>
-      <w:r>
-        <w:rPr>
-          <w:b/>
-          <w:i w:val="0"/>
-        </w:rPr>
-        <w:t>HDBSCAN noise label</w:t>
-      </w:r>
-      <w:r>
-        <w:rPr>
-          <w:b w:val="0"/>
-          <w:i w:val="0"/>
-        </w:rPr>
-        <w:t xml:space="preserve"> -1: points in sparse regions. Report the share, never treat it as a cluster.</w:t>
-      </w:r>
-    </w:p>
-    <w:p>
-      <w:pPr>
-        <w:pStyle w:val="ListBullet"/>
-      </w:pPr>
-      <w:r>
-        <w:rPr>
-          <w:b/>
-          <w:i w:val="0"/>
-        </w:rPr>
-        <w:t>HDBSCAN main setting</w:t>
-      </w:r>
-      <w:r>
-        <w:rPr>
-          <w:b w:val="0"/>
-          <w:i w:val="0"/>
-        </w:rPr>
-        <w:t xml:space="preserve"> min_cluster_size (default 5). min_samples makes it more conservative.</w:t>
-      </w:r>
-    </w:p>
-    <w:p>
-      <w:pPr>
-        <w:pStyle w:val="ListBullet"/>
-      </w:pPr>
-      <w:r>
-        <w:rPr>
-          <w:b/>
-          <w:i w:val="0"/>
-        </w:rPr>
-        <w:t>HDBSCAN in scikit-learn 1.8</w:t>
-      </w:r>
-      <w:r>
-        <w:rPr>
-          <w:b w:val="0"/>
-          <w:i w:val="0"/>
-        </w:rPr>
-        <w:t xml:space="preserve"> sklearn.cluster.HDBSCAN. Pass copy=True: the default changes in 1.10.</w:t>
-      </w:r>
-    </w:p>
-    <w:p>
-      <w:pPr>
-        <w:pStyle w:val="ListBullet"/>
-      </w:pPr>
-      <w:r>
-        <w:rPr>
-          <w:b/>
-          <w:i w:val="0"/>
-        </w:rPr>
-        <w:t>Read a clustering</w:t>
-      </w:r>
-      <w:r>
-        <w:rPr>
-          <w:b w:val="0"/>
-          <w:i w:val="0"/>
-        </w:rPr>
-        <w:t xml:space="preserve"> Noise share, number and size of clusters, then samples from each.</w:t>
-      </w:r>
-    </w:p>
-    <w:p>
-      <w:pPr>
-        <w:pStyle w:val="Heading4"/>
-      </w:pPr>
-      <w:r>
-        <w:t>Practice</w:t>
-      </w:r>
-    </w:p>
-    <w:p>
-      <w:pPr>
-        <w:pStyle w:val="Heading5"/>
-      </w:pPr>
-      <w:r>
-        <w:t>Exercise 1. Multiple choice (level 1)</w:t>
-      </w:r>
-    </w:p>
-    <w:p>
-      <w:r>
-        <w:rPr>
-          <w:b w:val="0"/>
-          <w:i w:val="0"/>
-        </w:rPr>
-        <w:t xml:space="preserve">HDBSCAN labels 30% of survey answers </w:t>
-      </w:r>
-      <w:r>
-        <w:rPr>
-          <w:rFonts w:ascii="Consolas" w:hAnsi="Consolas" w:eastAsia="Consolas"/>
-          <w:b w:val="0"/>
-          <w:sz w:val="19"/>
-        </w:rPr>
-        <w:t>-1</w:t>
-      </w:r>
-      <w:r>
-        <w:rPr>
-          <w:b w:val="0"/>
-          <w:i w:val="0"/>
-        </w:rPr>
-        <w:t>. What does that mean?</w:t>
-      </w:r>
-    </w:p>
-    <w:p>
-      <w:pPr>
-        <w:pStyle w:val="ListBullet"/>
-      </w:pPr>
-      <w:r>
-        <w:rPr>
-          <w:b w:val="0"/>
-          <w:i w:val="0"/>
-        </w:rPr>
-        <w:t>a) The algorithm failed on those answers.</w:t>
-      </w:r>
-    </w:p>
-    <w:p>
-      <w:pPr>
-        <w:pStyle w:val="ListBullet"/>
-      </w:pPr>
-      <w:r>
-        <w:rPr>
-          <w:b w:val="0"/>
-          <w:i w:val="0"/>
-        </w:rPr>
-        <w:t>b) Those answers are in sparse regions and share no dense theme with enough others.</w:t>
-      </w:r>
-    </w:p>
-    <w:p>
-      <w:pPr>
-        <w:pStyle w:val="ListBullet"/>
-      </w:pPr>
-      <w:r>
-        <w:rPr>
-          <w:b w:val="0"/>
-          <w:i w:val="0"/>
-        </w:rPr>
-        <w:t>c) They form a 31st cluster.</w:t>
-      </w:r>
-    </w:p>
-    <w:p>
-      <w:pPr>
-        <w:pStyle w:val="ListBullet"/>
-      </w:pPr>
-      <w:r>
-        <w:rPr>
-          <w:b w:val="0"/>
-          <w:i w:val="0"/>
-        </w:rPr>
-        <w:t>d) They are duplicates.</w:t>
-      </w:r>
-    </w:p>
-    <w:p>
-      <w:r>
-        <w:rPr>
-          <w:b/>
-          <w:i w:val="0"/>
-        </w:rPr>
-        <w:t>Why?</w:t>
-      </w:r>
-    </w:p>
-    <w:p>
-      <w:pPr>
-        <w:pStyle w:val="ListBullet"/>
-      </w:pPr>
-      <w:r>
-        <w:rPr>
-          <w:b w:val="0"/>
-          <w:i w:val="0"/>
-        </w:rPr>
-        <w:t>r1) -1 is the noise label for points that no dense cluster claims.</w:t>
-      </w:r>
-    </w:p>
-    <w:p>
-      <w:pPr>
-        <w:pStyle w:val="ListBullet"/>
-      </w:pPr>
-      <w:r>
-        <w:rPr>
-          <w:b w:val="0"/>
-          <w:i w:val="0"/>
-        </w:rPr>
-        <w:t>r2) HDBSCAN always drops 30%.</w:t>
-      </w:r>
-    </w:p>
-    <w:p>
-      <w:pPr>
-        <w:pStyle w:val="Heading5"/>
-      </w:pPr>
-      <w:r>
-        <w:t>Exercise 2. Predict the output (level 2)</w:t>
-      </w:r>
-    </w:p>
-    <w:p>
-      <w:r>
-        <w:rPr>
-          <w:b w:val="0"/>
-          <w:i w:val="0"/>
-        </w:rPr>
-        <w:t>What does this print?</w:t>
+        <w:t>Worked example: strong code</w:t>
       </w:r>
     </w:p>
     <w:tbl>
@@ -2913,7 +2494,7 @@
                 <w:b w:val="0"/>
                 <w:sz w:val="16"/>
               </w:rPr>
-              <w:t>labels = np.array([0, 0, 1, -1, 1, 1, -1, 0, 0, 0])</w:t>
+              <w:t xml:space="preserve"> </w:t>
             </w:r>
           </w:p>
           <w:p>
@@ -2936,7 +2517,7 @@
                 <w:b w:val="0"/>
                 <w:sz w:val="16"/>
               </w:rPr>
-              <w:t>clustered = labels[labels != -1]</w:t>
+              <w:t>def summarise_labels(labels: np.ndarray) -&gt; dict[str, float | int | None]:</w:t>
             </w:r>
           </w:p>
           <w:p>
@@ -2959,28 +2540,507 @@
                 <w:b w:val="0"/>
                 <w:sz w:val="16"/>
               </w:rPr>
-              <w:t>print(len(np.unique(clustered)), float((labels == -1).mean()), float(np.bincount(clustered).max() / len(clustered)))</w:t>
+              <w:t xml:space="preserve">    """Cluster count, noise share and largest cluster share (of clustered points)."""</w:t>
+            </w:r>
+          </w:p>
+          <w:p>
+            <w:pPr>
+              <w:spacing w:before="0" w:after="0" w:line="240" w:lineRule="auto"/>
+              <w:ind w:left="567" w:hanging="567"/>
+            </w:pPr>
+            <w:r>
+              <w:rPr>
+                <w:rFonts w:ascii="Consolas" w:hAnsi="Consolas" w:eastAsia="Consolas"/>
+                <w:b w:val="0"/>
+                <w:color w:val="5B6875"/>
+                <w:sz w:val="16"/>
+              </w:rPr>
+              <w:t xml:space="preserve">   6  </w:t>
+            </w:r>
+            <w:r>
+              <w:rPr>
+                <w:rFonts w:ascii="Consolas" w:hAnsi="Consolas" w:eastAsia="Consolas"/>
+                <w:b w:val="0"/>
+                <w:sz w:val="16"/>
+              </w:rPr>
+              <w:t xml:space="preserve">    n = len(labels)</w:t>
+            </w:r>
+          </w:p>
+          <w:p>
+            <w:pPr>
+              <w:spacing w:before="0" w:after="0" w:line="240" w:lineRule="auto"/>
+              <w:ind w:left="567" w:hanging="567"/>
+            </w:pPr>
+            <w:r>
+              <w:rPr>
+                <w:rFonts w:ascii="Consolas" w:hAnsi="Consolas" w:eastAsia="Consolas"/>
+                <w:b/>
+                <w:color w:val="5B6875"/>
+                <w:sz w:val="16"/>
+              </w:rPr>
+              <w:t xml:space="preserve"> [1]  </w:t>
+            </w:r>
+            <w:r>
+              <w:rPr>
+                <w:rFonts w:ascii="Consolas" w:hAnsi="Consolas" w:eastAsia="Consolas"/>
+                <w:b w:val="0"/>
+                <w:sz w:val="16"/>
+              </w:rPr>
+              <w:t xml:space="preserve">    clustered = labels[labels != -1]</w:t>
+            </w:r>
+          </w:p>
+          <w:p>
+            <w:pPr>
+              <w:spacing w:before="0" w:after="0" w:line="240" w:lineRule="auto"/>
+              <w:ind w:left="567" w:hanging="567"/>
+            </w:pPr>
+            <w:r>
+              <w:rPr>
+                <w:rFonts w:ascii="Consolas" w:hAnsi="Consolas" w:eastAsia="Consolas"/>
+                <w:b w:val="0"/>
+                <w:color w:val="5B6875"/>
+                <w:sz w:val="16"/>
+              </w:rPr>
+              <w:t xml:space="preserve">   8  </w:t>
+            </w:r>
+            <w:r>
+              <w:rPr>
+                <w:rFonts w:ascii="Consolas" w:hAnsi="Consolas" w:eastAsia="Consolas"/>
+                <w:b w:val="0"/>
+                <w:sz w:val="16"/>
+              </w:rPr>
+              <w:t xml:space="preserve">    if n == 0:</w:t>
+            </w:r>
+          </w:p>
+          <w:p>
+            <w:pPr>
+              <w:spacing w:before="0" w:after="0" w:line="240" w:lineRule="auto"/>
+              <w:ind w:left="567" w:hanging="567"/>
+            </w:pPr>
+            <w:r>
+              <w:rPr>
+                <w:rFonts w:ascii="Consolas" w:hAnsi="Consolas" w:eastAsia="Consolas"/>
+                <w:b w:val="0"/>
+                <w:color w:val="5B6875"/>
+                <w:sz w:val="16"/>
+              </w:rPr>
+              <w:t xml:space="preserve">   9  </w:t>
+            </w:r>
+            <w:r>
+              <w:rPr>
+                <w:rFonts w:ascii="Consolas" w:hAnsi="Consolas" w:eastAsia="Consolas"/>
+                <w:b w:val="0"/>
+                <w:sz w:val="16"/>
+              </w:rPr>
+              <w:t xml:space="preserve">        return {"n_clusters": 0, "noise_share": None, "largest_share": None}</w:t>
+            </w:r>
+          </w:p>
+          <w:p>
+            <w:pPr>
+              <w:spacing w:before="0" w:after="0" w:line="240" w:lineRule="auto"/>
+              <w:ind w:left="567" w:hanging="567"/>
+            </w:pPr>
+            <w:r>
+              <w:rPr>
+                <w:rFonts w:ascii="Consolas" w:hAnsi="Consolas" w:eastAsia="Consolas"/>
+                <w:b w:val="0"/>
+                <w:color w:val="5B6875"/>
+                <w:sz w:val="16"/>
+              </w:rPr>
+              <w:t xml:space="preserve">  10  </w:t>
+            </w:r>
+            <w:r>
+              <w:rPr>
+                <w:rFonts w:ascii="Consolas" w:hAnsi="Consolas" w:eastAsia="Consolas"/>
+                <w:b w:val="0"/>
+                <w:sz w:val="16"/>
+              </w:rPr>
+              <w:t xml:space="preserve">    sizes = np.unique(clustered, return_counts=True)[1]</w:t>
+            </w:r>
+          </w:p>
+          <w:p>
+            <w:pPr>
+              <w:spacing w:before="0" w:after="0" w:line="240" w:lineRule="auto"/>
+              <w:ind w:left="567" w:hanging="567"/>
+            </w:pPr>
+            <w:r>
+              <w:rPr>
+                <w:rFonts w:ascii="Consolas" w:hAnsi="Consolas" w:eastAsia="Consolas"/>
+                <w:b w:val="0"/>
+                <w:color w:val="5B6875"/>
+                <w:sz w:val="16"/>
+              </w:rPr>
+              <w:t xml:space="preserve">  11  </w:t>
+            </w:r>
+            <w:r>
+              <w:rPr>
+                <w:rFonts w:ascii="Consolas" w:hAnsi="Consolas" w:eastAsia="Consolas"/>
+                <w:b w:val="0"/>
+                <w:sz w:val="16"/>
+              </w:rPr>
+              <w:t xml:space="preserve">    return {</w:t>
+            </w:r>
+          </w:p>
+          <w:p>
+            <w:pPr>
+              <w:spacing w:before="0" w:after="0" w:line="240" w:lineRule="auto"/>
+              <w:ind w:left="567" w:hanging="567"/>
+            </w:pPr>
+            <w:r>
+              <w:rPr>
+                <w:rFonts w:ascii="Consolas" w:hAnsi="Consolas" w:eastAsia="Consolas"/>
+                <w:b w:val="0"/>
+                <w:color w:val="5B6875"/>
+                <w:sz w:val="16"/>
+              </w:rPr>
+              <w:t xml:space="preserve">  12  </w:t>
+            </w:r>
+            <w:r>
+              <w:rPr>
+                <w:rFonts w:ascii="Consolas" w:hAnsi="Consolas" w:eastAsia="Consolas"/>
+                <w:b w:val="0"/>
+                <w:sz w:val="16"/>
+              </w:rPr>
+              <w:t xml:space="preserve">        "n_clusters": int(len(sizes)),</w:t>
+            </w:r>
+          </w:p>
+          <w:p>
+            <w:pPr>
+              <w:spacing w:before="0" w:after="0" w:line="240" w:lineRule="auto"/>
+              <w:ind w:left="567" w:hanging="567"/>
+            </w:pPr>
+            <w:r>
+              <w:rPr>
+                <w:rFonts w:ascii="Consolas" w:hAnsi="Consolas" w:eastAsia="Consolas"/>
+                <w:b w:val="0"/>
+                <w:color w:val="5B6875"/>
+                <w:sz w:val="16"/>
+              </w:rPr>
+              <w:t xml:space="preserve">  13  </w:t>
+            </w:r>
+            <w:r>
+              <w:rPr>
+                <w:rFonts w:ascii="Consolas" w:hAnsi="Consolas" w:eastAsia="Consolas"/>
+                <w:b w:val="0"/>
+                <w:sz w:val="16"/>
+              </w:rPr>
+              <w:t xml:space="preserve">        "noise_share": float((labels == -1).mean()),</w:t>
+            </w:r>
+          </w:p>
+          <w:p>
+            <w:pPr>
+              <w:spacing w:before="0" w:after="0" w:line="240" w:lineRule="auto"/>
+              <w:ind w:left="567" w:hanging="567"/>
+            </w:pPr>
+            <w:r>
+              <w:rPr>
+                <w:rFonts w:ascii="Consolas" w:hAnsi="Consolas" w:eastAsia="Consolas"/>
+                <w:b/>
+                <w:color w:val="5B6875"/>
+                <w:sz w:val="16"/>
+              </w:rPr>
+              <w:t xml:space="preserve"> [2]  </w:t>
+            </w:r>
+            <w:r>
+              <w:rPr>
+                <w:rFonts w:ascii="Consolas" w:hAnsi="Consolas" w:eastAsia="Consolas"/>
+                <w:b w:val="0"/>
+                <w:sz w:val="16"/>
+              </w:rPr>
+              <w:t xml:space="preserve">        "largest_share": float(sizes.max() / len(clustered)) if len(clustered) &gt; 0 else None,</w:t>
+            </w:r>
+          </w:p>
+          <w:p>
+            <w:pPr>
+              <w:spacing w:before="0" w:after="0" w:line="240" w:lineRule="auto"/>
+              <w:ind w:left="567" w:hanging="567"/>
+            </w:pPr>
+            <w:r>
+              <w:rPr>
+                <w:rFonts w:ascii="Consolas" w:hAnsi="Consolas" w:eastAsia="Consolas"/>
+                <w:b w:val="0"/>
+                <w:color w:val="5B6875"/>
+                <w:sz w:val="16"/>
+              </w:rPr>
+              <w:t xml:space="preserve">  15  </w:t>
+            </w:r>
+            <w:r>
+              <w:rPr>
+                <w:rFonts w:ascii="Consolas" w:hAnsi="Consolas" w:eastAsia="Consolas"/>
+                <w:b w:val="0"/>
+                <w:sz w:val="16"/>
+              </w:rPr>
+              <w:t xml:space="preserve">    }</w:t>
             </w:r>
           </w:p>
         </w:tc>
       </w:tr>
     </w:tbl>
-    <w:p/>
     <w:p>
       <w:pPr>
-        <w:pStyle w:val="Heading5"/>
-      </w:pPr>
-      <w:r>
-        <w:t>Exercise 3. Fill the gap (level 2)</w:t>
+        <w:pStyle w:val="ListNumber"/>
+      </w:pPr>
+      <w:r>
+        <w:rPr>
+          <w:b/>
+        </w:rPr>
+        <w:t xml:space="preserve">Line 7. </w:t>
+      </w:r>
+      <w:r>
+        <w:rPr>
+          <w:b w:val="0"/>
+          <w:i w:val="0"/>
+        </w:rPr>
+        <w:t>Noise is reported separately, never counted as a cluster.</w:t>
       </w:r>
     </w:p>
     <w:p>
-      <w:r>
-        <w:rPr>
-          <w:b w:val="0"/>
-          <w:i w:val="0"/>
-        </w:rPr>
-        <w:t>Cluster embeddings with HDBSCAN, smallest theme 20 answers, without modifying the input array.</w:t>
+      <w:pPr>
+        <w:pStyle w:val="ListNumber"/>
+      </w:pPr>
+      <w:r>
+        <w:rPr>
+          <w:b/>
+        </w:rPr>
+        <w:t xml:space="preserve">Line 14. </w:t>
+      </w:r>
+      <w:r>
+        <w:rPr>
+          <w:b w:val="0"/>
+          <w:i w:val="0"/>
+        </w:rPr>
+        <w:t>Guarded: all noise means no clusters to compare.</w:t>
+      </w:r>
+    </w:p>
+    <w:p>
+      <w:r>
+        <w:rPr>
+          <w:b w:val="0"/>
+          <w:i w:val="0"/>
+        </w:rPr>
+        <w:t>Let density decide the clusters, keep noise as its own answer, and summarise counts, noise share and balance before naming themes.</w:t>
+      </w:r>
+    </w:p>
+    <w:p>
+      <w:pPr>
+        <w:pStyle w:val="Heading4"/>
+      </w:pPr>
+      <w:r>
+        <w:t>Recap card</w:t>
+      </w:r>
+    </w:p>
+    <w:p>
+      <w:pPr>
+        <w:pStyle w:val="ListBullet"/>
+      </w:pPr>
+      <w:r>
+        <w:rPr>
+          <w:b/>
+          <w:i w:val="0"/>
+        </w:rPr>
+        <w:t>HDBSCAN noise label</w:t>
+      </w:r>
+      <w:r>
+        <w:rPr>
+          <w:b w:val="0"/>
+          <w:i w:val="0"/>
+        </w:rPr>
+        <w:t xml:space="preserve"> -1: points in sparse regions. Report the share, never treat it as a cluster.</w:t>
+      </w:r>
+    </w:p>
+    <w:p>
+      <w:pPr>
+        <w:pStyle w:val="ListBullet"/>
+      </w:pPr>
+      <w:r>
+        <w:rPr>
+          <w:b/>
+          <w:i w:val="0"/>
+        </w:rPr>
+        <w:t>HDBSCAN main setting</w:t>
+      </w:r>
+      <w:r>
+        <w:rPr>
+          <w:b w:val="0"/>
+          <w:i w:val="0"/>
+        </w:rPr>
+        <w:t xml:space="preserve"> min_cluster_size (default 5). min_samples makes it more conservative.</w:t>
+      </w:r>
+    </w:p>
+    <w:p>
+      <w:pPr>
+        <w:pStyle w:val="ListBullet"/>
+      </w:pPr>
+      <w:r>
+        <w:rPr>
+          <w:b/>
+          <w:i w:val="0"/>
+        </w:rPr>
+        <w:t>HDBSCAN in scikit-learn 1.8</w:t>
+      </w:r>
+      <w:r>
+        <w:rPr>
+          <w:b w:val="0"/>
+          <w:i w:val="0"/>
+        </w:rPr>
+        <w:t xml:space="preserve"> sklearn.cluster.HDBSCAN. Pass copy=True: the default changes in 1.10.</w:t>
+      </w:r>
+    </w:p>
+    <w:p>
+      <w:pPr>
+        <w:pStyle w:val="ListBullet"/>
+      </w:pPr>
+      <w:r>
+        <w:rPr>
+          <w:b/>
+          <w:i w:val="0"/>
+        </w:rPr>
+        <w:t>Read a clustering</w:t>
+      </w:r>
+      <w:r>
+        <w:rPr>
+          <w:b w:val="0"/>
+          <w:i w:val="0"/>
+        </w:rPr>
+        <w:t xml:space="preserve"> Noise share, number and size of clusters, then samples from each.</w:t>
+      </w:r>
+    </w:p>
+    <w:p>
+      <w:pPr>
+        <w:pStyle w:val="Heading4"/>
+      </w:pPr>
+      <w:r>
+        <w:t>Practice</w:t>
+      </w:r>
+    </w:p>
+    <w:p>
+      <w:pPr>
+        <w:pStyle w:val="Heading5"/>
+      </w:pPr>
+      <w:r>
+        <w:t>Exercise 1. Multiple choice (level 1)</w:t>
+      </w:r>
+    </w:p>
+    <w:p>
+      <w:r>
+        <w:rPr>
+          <w:b w:val="0"/>
+          <w:i w:val="0"/>
+        </w:rPr>
+        <w:t xml:space="preserve">HDBSCAN labels 30% of survey answers </w:t>
+      </w:r>
+      <w:r>
+        <w:rPr>
+          <w:rFonts w:ascii="Consolas" w:hAnsi="Consolas" w:eastAsia="Consolas"/>
+          <w:b w:val="0"/>
+          <w:sz w:val="19"/>
+        </w:rPr>
+        <w:t>-1</w:t>
+      </w:r>
+      <w:r>
+        <w:rPr>
+          <w:b w:val="0"/>
+          <w:i w:val="0"/>
+        </w:rPr>
+        <w:t>. What does that mean?</w:t>
+      </w:r>
+    </w:p>
+    <w:p>
+      <w:pPr>
+        <w:pStyle w:val="ListBullet"/>
+      </w:pPr>
+      <w:r>
+        <w:rPr>
+          <w:b w:val="0"/>
+          <w:i w:val="0"/>
+        </w:rPr>
+        <w:t>a) The algorithm failed on those answers.</w:t>
+      </w:r>
+    </w:p>
+    <w:p>
+      <w:pPr>
+        <w:pStyle w:val="ListBullet"/>
+      </w:pPr>
+      <w:r>
+        <w:rPr>
+          <w:b w:val="0"/>
+          <w:i w:val="0"/>
+        </w:rPr>
+        <w:t>b) Those answers are in sparse regions and share no dense theme with enough others.</w:t>
+      </w:r>
+    </w:p>
+    <w:p>
+      <w:pPr>
+        <w:pStyle w:val="ListBullet"/>
+      </w:pPr>
+      <w:r>
+        <w:rPr>
+          <w:b w:val="0"/>
+          <w:i w:val="0"/>
+        </w:rPr>
+        <w:t>c) They form a 31st cluster.</w:t>
+      </w:r>
+    </w:p>
+    <w:p>
+      <w:pPr>
+        <w:pStyle w:val="ListBullet"/>
+      </w:pPr>
+      <w:r>
+        <w:rPr>
+          <w:b w:val="0"/>
+          <w:i w:val="0"/>
+        </w:rPr>
+        <w:t>d) They are duplicates.</w:t>
+      </w:r>
+    </w:p>
+    <w:p>
+      <w:r>
+        <w:rPr>
+          <w:b/>
+          <w:i w:val="0"/>
+        </w:rPr>
+        <w:t>Why?</w:t>
+      </w:r>
+    </w:p>
+    <w:p>
+      <w:pPr>
+        <w:pStyle w:val="ListBullet"/>
+      </w:pPr>
+      <w:r>
+        <w:rPr>
+          <w:b w:val="0"/>
+          <w:i w:val="0"/>
+        </w:rPr>
+        <w:t>r1) -1 is the noise label for points that no dense cluster claims.</w:t>
+      </w:r>
+    </w:p>
+    <w:p>
+      <w:pPr>
+        <w:pStyle w:val="ListBullet"/>
+      </w:pPr>
+      <w:r>
+        <w:rPr>
+          <w:b w:val="0"/>
+          <w:i w:val="0"/>
+        </w:rPr>
+        <w:t>r2) HDBSCAN always drops 30%.</w:t>
+      </w:r>
+    </w:p>
+    <w:p>
+      <w:pPr>
+        <w:pStyle w:val="Heading5"/>
+      </w:pPr>
+      <w:r>
+        <w:t>Exercise 2. Predict the output (level 2)</w:t>
+      </w:r>
+    </w:p>
+    <w:p>
+      <w:r>
+        <w:rPr>
+          <w:b w:val="0"/>
+          <w:i w:val="0"/>
+        </w:rPr>
+        <w:t>What does this print?</w:t>
       </w:r>
     </w:p>
     <w:tbl>
@@ -3018,7 +3078,99 @@
                 <w:b w:val="0"/>
                 <w:sz w:val="16"/>
               </w:rPr>
-              <w:t>labels = HDBSCAN(_____(1)=20, copy=_____(2)).fit_predict(vectors)</w:t>
+              <w:t>import numpy as np</w:t>
+            </w:r>
+          </w:p>
+          <w:p>
+            <w:pPr>
+              <w:spacing w:before="0" w:after="0" w:line="240" w:lineRule="auto"/>
+              <w:ind w:left="567" w:hanging="567"/>
+            </w:pPr>
+            <w:r>
+              <w:rPr>
+                <w:rFonts w:ascii="Consolas" w:hAnsi="Consolas" w:eastAsia="Consolas"/>
+                <w:b w:val="0"/>
+                <w:color w:val="5B6875"/>
+                <w:sz w:val="16"/>
+              </w:rPr>
+              <w:t xml:space="preserve">   2  </w:t>
+            </w:r>
+            <w:r>
+              <w:rPr>
+                <w:rFonts w:ascii="Consolas" w:hAnsi="Consolas" w:eastAsia="Consolas"/>
+                <w:b w:val="0"/>
+                <w:sz w:val="16"/>
+              </w:rPr>
+              <w:t xml:space="preserve"> </w:t>
+            </w:r>
+          </w:p>
+          <w:p>
+            <w:pPr>
+              <w:spacing w:before="0" w:after="0" w:line="240" w:lineRule="auto"/>
+              <w:ind w:left="567" w:hanging="567"/>
+            </w:pPr>
+            <w:r>
+              <w:rPr>
+                <w:rFonts w:ascii="Consolas" w:hAnsi="Consolas" w:eastAsia="Consolas"/>
+                <w:b w:val="0"/>
+                <w:color w:val="5B6875"/>
+                <w:sz w:val="16"/>
+              </w:rPr>
+              <w:t xml:space="preserve">   3  </w:t>
+            </w:r>
+            <w:r>
+              <w:rPr>
+                <w:rFonts w:ascii="Consolas" w:hAnsi="Consolas" w:eastAsia="Consolas"/>
+                <w:b w:val="0"/>
+                <w:sz w:val="16"/>
+              </w:rPr>
+              <w:t>labels = np.array([0, 0, 1, -1, 1, 1, -1, 0, 0, 0])</w:t>
+            </w:r>
+          </w:p>
+          <w:p>
+            <w:pPr>
+              <w:spacing w:before="0" w:after="0" w:line="240" w:lineRule="auto"/>
+              <w:ind w:left="567" w:hanging="567"/>
+            </w:pPr>
+            <w:r>
+              <w:rPr>
+                <w:rFonts w:ascii="Consolas" w:hAnsi="Consolas" w:eastAsia="Consolas"/>
+                <w:b w:val="0"/>
+                <w:color w:val="5B6875"/>
+                <w:sz w:val="16"/>
+              </w:rPr>
+              <w:t xml:space="preserve">   4  </w:t>
+            </w:r>
+            <w:r>
+              <w:rPr>
+                <w:rFonts w:ascii="Consolas" w:hAnsi="Consolas" w:eastAsia="Consolas"/>
+                <w:b w:val="0"/>
+                <w:sz w:val="16"/>
+              </w:rPr>
+              <w:t>clustered = labels[labels != -1]</w:t>
+            </w:r>
+          </w:p>
+          <w:p>
+            <w:pPr>
+              <w:spacing w:before="0" w:after="0" w:line="240" w:lineRule="auto"/>
+              <w:ind w:left="567" w:hanging="567"/>
+            </w:pPr>
+            <w:r>
+              <w:rPr>
+                <w:rFonts w:ascii="Consolas" w:hAnsi="Consolas" w:eastAsia="Consolas"/>
+                <w:b w:val="0"/>
+                <w:color w:val="5B6875"/>
+                <w:sz w:val="16"/>
+              </w:rPr>
+              <w:t xml:space="preserve">   5  </w:t>
+            </w:r>
+            <w:r>
+              <w:rPr>
+                <w:rFonts w:ascii="Consolas" w:hAnsi="Consolas" w:eastAsia="Consolas"/>
+                <w:b w:val="0"/>
+                <w:sz w:val="16"/>
+              </w:rPr>
+              <w:t>print(len(np.unique(clustered)), float((labels == -1).mean()), float(np.bincount(clustered).max() / len(clustered)))</w:t>
             </w:r>
           </w:p>
         </w:tc>
@@ -3030,7 +3182,7 @@
         <w:pStyle w:val="Heading5"/>
       </w:pPr>
       <w:r>
-        <w:t>Exercise 4. Write the function (level 3)</w:t>
+        <w:t>Exercise 3. Fill the gap (level 2)</w:t>
       </w:r>
     </w:p>
     <w:p>
@@ -3039,121 +3191,7 @@
           <w:b w:val="0"/>
           <w:i w:val="0"/>
         </w:rPr>
-        <w:t xml:space="preserve">Write </w:t>
-      </w:r>
-      <w:r>
-        <w:rPr>
-          <w:rFonts w:ascii="Consolas" w:hAnsi="Consolas" w:eastAsia="Consolas"/>
-          <w:b w:val="0"/>
-          <w:sz w:val="19"/>
-        </w:rPr>
-        <w:t>summarise_labels(labels) -&gt; dict[str, float | int | None]</w:t>
-      </w:r>
-      <w:r>
-        <w:rPr>
-          <w:b w:val="0"/>
-          <w:i w:val="0"/>
-        </w:rPr>
-        <w:t xml:space="preserve"> returning:</w:t>
-      </w:r>
-    </w:p>
-    <w:p>
-      <w:pPr>
-        <w:pStyle w:val="ListBullet"/>
-      </w:pPr>
-      <w:r>
-        <w:rPr>
-          <w:rFonts w:ascii="Consolas" w:hAnsi="Consolas" w:eastAsia="Consolas"/>
-          <w:b w:val="0"/>
-          <w:sz w:val="19"/>
-        </w:rPr>
-        <w:t>n_clusters</w:t>
-      </w:r>
-      <w:r>
-        <w:rPr>
-          <w:b w:val="0"/>
-          <w:i w:val="0"/>
-        </w:rPr>
-        <w:t>: distinct labels other than -1.</w:t>
-      </w:r>
-    </w:p>
-    <w:p>
-      <w:pPr>
-        <w:pStyle w:val="ListBullet"/>
-      </w:pPr>
-      <w:r>
-        <w:rPr>
-          <w:rFonts w:ascii="Consolas" w:hAnsi="Consolas" w:eastAsia="Consolas"/>
-          <w:b w:val="0"/>
-          <w:sz w:val="19"/>
-        </w:rPr>
-        <w:t>noise_share</w:t>
-      </w:r>
-      <w:r>
-        <w:rPr>
-          <w:b w:val="0"/>
-          <w:i w:val="0"/>
-        </w:rPr>
-        <w:t xml:space="preserve">: share of all points labelled -1, or </w:t>
-      </w:r>
-      <w:r>
-        <w:rPr>
-          <w:rFonts w:ascii="Consolas" w:hAnsi="Consolas" w:eastAsia="Consolas"/>
-          <w:b w:val="0"/>
-          <w:sz w:val="19"/>
-        </w:rPr>
-        <w:t>None</w:t>
-      </w:r>
-      <w:r>
-        <w:rPr>
-          <w:b w:val="0"/>
-          <w:i w:val="0"/>
-        </w:rPr>
-        <w:t xml:space="preserve"> for an empty array.</w:t>
-      </w:r>
-    </w:p>
-    <w:p>
-      <w:pPr>
-        <w:pStyle w:val="ListBullet"/>
-      </w:pPr>
-      <w:r>
-        <w:rPr>
-          <w:rFonts w:ascii="Consolas" w:hAnsi="Consolas" w:eastAsia="Consolas"/>
-          <w:b w:val="0"/>
-          <w:sz w:val="19"/>
-        </w:rPr>
-        <w:t>largest_share</w:t>
-      </w:r>
-      <w:r>
-        <w:rPr>
-          <w:b w:val="0"/>
-          <w:i w:val="0"/>
-        </w:rPr>
-        <w:t xml:space="preserve">: size of the largest cluster over the number of clustered (non-noise) points, or </w:t>
-      </w:r>
-      <w:r>
-        <w:rPr>
-          <w:rFonts w:ascii="Consolas" w:hAnsi="Consolas" w:eastAsia="Consolas"/>
-          <w:b w:val="0"/>
-          <w:sz w:val="19"/>
-        </w:rPr>
-        <w:t>None</w:t>
-      </w:r>
-      <w:r>
-        <w:rPr>
-          <w:b w:val="0"/>
-          <w:i w:val="0"/>
-        </w:rPr>
-        <w:t xml:space="preserve"> if there are none.</w:t>
-      </w:r>
-    </w:p>
-    <w:p>
-      <w:r>
-        <w:rPr>
-          <w:b w:val="0"/>
-          <w:i w:val="0"/>
-        </w:rPr>
-        <w:t>Starter code:</w:t>
+        <w:t>Cluster embeddings with HDBSCAN, smallest theme 20 answers, without modifying the input array.</w:t>
       </w:r>
     </w:p>
     <w:tbl>
@@ -3191,99 +3229,7 @@
                 <w:b w:val="0"/>
                 <w:sz w:val="16"/>
               </w:rPr>
-              <w:t>import numpy as np</w:t>
-            </w:r>
-          </w:p>
-          <w:p>
-            <w:pPr>
-              <w:spacing w:before="0" w:after="0" w:line="240" w:lineRule="auto"/>
-              <w:ind w:left="567" w:hanging="567"/>
-            </w:pPr>
-            <w:r>
-              <w:rPr>
-                <w:rFonts w:ascii="Consolas" w:hAnsi="Consolas" w:eastAsia="Consolas"/>
-                <w:b w:val="0"/>
-                <w:color w:val="5B6875"/>
-                <w:sz w:val="16"/>
-              </w:rPr>
-              <w:t xml:space="preserve">   2  </w:t>
-            </w:r>
-            <w:r>
-              <w:rPr>
-                <w:rFonts w:ascii="Consolas" w:hAnsi="Consolas" w:eastAsia="Consolas"/>
-                <w:b w:val="0"/>
-                <w:sz w:val="16"/>
-              </w:rPr>
-              <w:t xml:space="preserve"> </w:t>
-            </w:r>
-          </w:p>
-          <w:p>
-            <w:pPr>
-              <w:spacing w:before="0" w:after="0" w:line="240" w:lineRule="auto"/>
-              <w:ind w:left="567" w:hanging="567"/>
-            </w:pPr>
-            <w:r>
-              <w:rPr>
-                <w:rFonts w:ascii="Consolas" w:hAnsi="Consolas" w:eastAsia="Consolas"/>
-                <w:b w:val="0"/>
-                <w:color w:val="5B6875"/>
-                <w:sz w:val="16"/>
-              </w:rPr>
-              <w:t xml:space="preserve">   3  </w:t>
-            </w:r>
-            <w:r>
-              <w:rPr>
-                <w:rFonts w:ascii="Consolas" w:hAnsi="Consolas" w:eastAsia="Consolas"/>
-                <w:b w:val="0"/>
-                <w:sz w:val="16"/>
-              </w:rPr>
-              <w:t xml:space="preserve"> </w:t>
-            </w:r>
-          </w:p>
-          <w:p>
-            <w:pPr>
-              <w:spacing w:before="0" w:after="0" w:line="240" w:lineRule="auto"/>
-              <w:ind w:left="567" w:hanging="567"/>
-            </w:pPr>
-            <w:r>
-              <w:rPr>
-                <w:rFonts w:ascii="Consolas" w:hAnsi="Consolas" w:eastAsia="Consolas"/>
-                <w:b w:val="0"/>
-                <w:color w:val="5B6875"/>
-                <w:sz w:val="16"/>
-              </w:rPr>
-              <w:t xml:space="preserve">   4  </w:t>
-            </w:r>
-            <w:r>
-              <w:rPr>
-                <w:rFonts w:ascii="Consolas" w:hAnsi="Consolas" w:eastAsia="Consolas"/>
-                <w:b w:val="0"/>
-                <w:sz w:val="16"/>
-              </w:rPr>
-              <w:t>def summarise_labels(labels):</w:t>
-            </w:r>
-          </w:p>
-          <w:p>
-            <w:pPr>
-              <w:spacing w:before="0" w:after="0" w:line="240" w:lineRule="auto"/>
-              <w:ind w:left="567" w:hanging="567"/>
-            </w:pPr>
-            <w:r>
-              <w:rPr>
-                <w:rFonts w:ascii="Consolas" w:hAnsi="Consolas" w:eastAsia="Consolas"/>
-                <w:b w:val="0"/>
-                <w:color w:val="5B6875"/>
-                <w:sz w:val="16"/>
-              </w:rPr>
-              <w:t xml:space="preserve">   5  </w:t>
-            </w:r>
-            <w:r>
-              <w:rPr>
-                <w:rFonts w:ascii="Consolas" w:hAnsi="Consolas" w:eastAsia="Consolas"/>
-                <w:b w:val="0"/>
-                <w:sz w:val="16"/>
-              </w:rPr>
-              <w:t xml:space="preserve">    return {"n_clusters": len(np.unique(labels))}</w:t>
+              <w:t>labels = HDBSCAN(_____(1)=20, copy=_____(2)).fit_predict(vectors)</w:t>
             </w:r>
           </w:p>
         </w:tc>
@@ -3295,7 +3241,7 @@
         <w:pStyle w:val="Heading5"/>
       </w:pPr>
       <w:r>
-        <w:t>Exercise 5. Architecture design (level 4)</w:t>
+        <w:t>Exercise 4. Write the function (level 3)</w:t>
       </w:r>
     </w:p>
     <w:p>
@@ -3304,60 +3250,133 @@
           <w:b w:val="0"/>
           <w:i w:val="0"/>
         </w:rPr>
-        <w:t>HDBSCAN on 5,000 complaint embeddings gives one cluster with 70% of clustered points, 40 tiny clusters, and 45% noise. Choose the next steps.</w:t>
+        <w:t xml:space="preserve">Write </w:t>
+      </w:r>
+      <w:r>
+        <w:rPr>
+          <w:rFonts w:ascii="Consolas" w:hAnsi="Consolas" w:eastAsia="Consolas"/>
+          <w:b w:val="0"/>
+          <w:sz w:val="19"/>
+        </w:rPr>
+        <w:t>summarise_labels(labels) -&gt; dict[str, float | int | None]</w:t>
+      </w:r>
+      <w:r>
+        <w:rPr>
+          <w:b w:val="0"/>
+          <w:i w:val="0"/>
+        </w:rPr>
+        <w:t xml:space="preserve"> returning:</w:t>
       </w:r>
     </w:p>
     <w:p>
-      <w:r>
-        <w:rPr>
-          <w:b w:val="0"/>
-          <w:i w:val="0"/>
-        </w:rPr>
-        <w:t>Options: Read samples from the big cluster, a few tiny ones, and the noise, Publish the 41 themes.</w:t>
+      <w:pPr>
+        <w:pStyle w:val="ListBullet"/>
+      </w:pPr>
+      <w:r>
+        <w:rPr>
+          <w:rFonts w:ascii="Consolas" w:hAnsi="Consolas" w:eastAsia="Consolas"/>
+          <w:b w:val="0"/>
+          <w:sz w:val="19"/>
+        </w:rPr>
+        <w:t>n_clusters</w:t>
+      </w:r>
+      <w:r>
+        <w:rPr>
+          <w:b w:val="0"/>
+          <w:i w:val="0"/>
+        </w:rPr>
+        <w:t>: distinct labels other than -1.</w:t>
       </w:r>
     </w:p>
     <w:p>
       <w:pPr>
-        <w:pStyle w:val="ListNumber"/>
-      </w:pPr>
-      <w:r>
-        <w:rPr>
-          <w:b w:val="0"/>
-          <w:i w:val="0"/>
-        </w:rPr>
-        <w:t>First step</w:t>
+        <w:pStyle w:val="ListBullet"/>
+      </w:pPr>
+      <w:r>
+        <w:rPr>
+          <w:rFonts w:ascii="Consolas" w:hAnsi="Consolas" w:eastAsia="Consolas"/>
+          <w:b w:val="0"/>
+          <w:sz w:val="19"/>
+        </w:rPr>
+        <w:t>noise_share</w:t>
+      </w:r>
+      <w:r>
+        <w:rPr>
+          <w:b w:val="0"/>
+          <w:i w:val="0"/>
+        </w:rPr>
+        <w:t xml:space="preserve">: share of all points labelled -1, or </w:t>
+      </w:r>
+      <w:r>
+        <w:rPr>
+          <w:rFonts w:ascii="Consolas" w:hAnsi="Consolas" w:eastAsia="Consolas"/>
+          <w:b w:val="0"/>
+          <w:sz w:val="19"/>
+        </w:rPr>
+        <w:t>None</w:t>
+      </w:r>
+      <w:r>
+        <w:rPr>
+          <w:b w:val="0"/>
+          <w:i w:val="0"/>
+        </w:rPr>
+        <w:t xml:space="preserve"> for an empty array.</w:t>
       </w:r>
     </w:p>
     <w:p>
       <w:pPr>
-        <w:pStyle w:val="ListNumber"/>
-      </w:pPr>
-      <w:r>
-        <w:rPr>
-          <w:b w:val="0"/>
-          <w:i w:val="0"/>
-        </w:rPr>
-        <w:t>Setting to try</w:t>
+        <w:pStyle w:val="ListBullet"/>
+      </w:pPr>
+      <w:r>
+        <w:rPr>
+          <w:rFonts w:ascii="Consolas" w:hAnsi="Consolas" w:eastAsia="Consolas"/>
+          <w:b w:val="0"/>
+          <w:sz w:val="19"/>
+        </w:rPr>
+        <w:t>largest_share</w:t>
+      </w:r>
+      <w:r>
+        <w:rPr>
+          <w:b w:val="0"/>
+          <w:i w:val="0"/>
+        </w:rPr>
+        <w:t xml:space="preserve">: size of the largest cluster over the number of clustered (non-noise) points, or </w:t>
+      </w:r>
+      <w:r>
+        <w:rPr>
+          <w:rFonts w:ascii="Consolas" w:hAnsi="Consolas" w:eastAsia="Consolas"/>
+          <w:b w:val="0"/>
+          <w:sz w:val="19"/>
+        </w:rPr>
+        <w:t>None</w:t>
+      </w:r>
+      <w:r>
+        <w:rPr>
+          <w:b w:val="0"/>
+          <w:i w:val="0"/>
+        </w:rPr>
+        <w:t xml:space="preserve"> if there are none.</w:t>
       </w:r>
     </w:p>
     <w:p>
-      <w:pPr>
-        <w:pStyle w:val="ListNumber"/>
-      </w:pPr>
-      <w:r>
-        <w:rPr>
-          <w:b w:val="0"/>
-          <w:i w:val="0"/>
-        </w:rPr>
-        <w:t>Record</w:t>
+      <w:r>
+        <w:rPr>
+          <w:b w:val="0"/>
+          <w:i w:val="0"/>
+        </w:rPr>
+        <w:t>Your code must pass these checks:</w:t>
       </w:r>
     </w:p>
     <w:p>
       <w:pPr>
-        <w:pStyle w:val="Heading4"/>
-      </w:pPr>
-      <w:r>
-        <w:t>Sources</w:t>
+        <w:pStyle w:val="ListBullet"/>
+      </w:pPr>
+      <w:r>
+        <w:rPr>
+          <w:b w:val="0"/>
+          <w:i w:val="0"/>
+        </w:rPr>
+        <w:t>Exclude -1 from clusters. Noise share is over all points, largest share over clustered points.</w:t>
       </w:r>
     </w:p>
     <w:p>
@@ -3369,7 +3388,7 @@
           <w:b w:val="0"/>
           <w:i w:val="0"/>
         </w:rPr>
-        <w:t>sklearn.cluster.HDBSCAN defaults to min_cluster_size=5 and metric="euclidean"; scikit-learn 1.8 warns that copy will default to True in 1.10. (verified: Signature and warning observed on scikit-learn 1.8.0 and 1.9.1 in this repository.)</w:t>
+        <w:t>All noise: no clusters, noise share 1.0, largest share None.</w:t>
       </w:r>
     </w:p>
     <w:p>
@@ -3381,276 +3400,16 @@
           <w:b w:val="0"/>
           <w:i w:val="0"/>
         </w:rPr>
-        <w:t>Four blobs of 600 points plus 60 uniform points: HDBSCAN(min_cluster_size=15) found 4 clusters and 12% noise. (verified: Run with scikit-learn 1.8.0 in this repository (make_blobs random_state=0).)</w:t>
+        <w:t>An empty array must not divide by zero.</w:t>
       </w:r>
     </w:p>
     <w:p>
-      <w:pPr>
-        <w:pStyle w:val="Heading3"/>
-      </w:pPr>
-      <w:r>
-        <w:t>B15-L3 Validate clusters before you name them</w:t>
-      </w:r>
-    </w:p>
-    <w:p>
-      <w:pPr>
-        <w:pStyle w:val="Heading4"/>
-      </w:pPr>
-      <w:r>
-        <w:t>Concept</w:t>
-      </w:r>
-    </w:p>
-    <w:p>
-      <w:r>
-        <w:rPr>
-          <w:b w:val="0"/>
-          <w:i w:val="0"/>
-        </w:rPr>
-        <w:t>Any clustering algorithm returns clusters, even on random data. Before a cluster becomes a "theme" in a report, check three things.</w:t>
-      </w:r>
-    </w:p>
-    <w:p>
-      <w:r>
-        <w:rPr>
-          <w:b/>
-          <w:i w:val="0"/>
-        </w:rPr>
-        <w:t>1. Separation.</w:t>
-      </w:r>
-      <w:r>
-        <w:rPr>
-          <w:b w:val="0"/>
-          <w:i w:val="0"/>
-        </w:rPr>
-        <w:t xml:space="preserve"> The </w:t>
-      </w:r>
-      <w:r>
-        <w:rPr>
-          <w:b/>
-          <w:i w:val="0"/>
-        </w:rPr>
-        <w:t>silhouette score</w:t>
-      </w:r>
-      <w:r>
-        <w:rPr>
-          <w:b w:val="0"/>
-          <w:i w:val="0"/>
-        </w:rPr>
-        <w:t xml:space="preserve"> compares each point's distance to its own cluster with its distance to the nearest other cluster. It runs from -1 to 1, higher is better. scikit-learn 1.8: </w:t>
-      </w:r>
-      <w:r>
-        <w:rPr>
-          <w:rFonts w:ascii="Consolas" w:hAnsi="Consolas" w:eastAsia="Consolas"/>
-          <w:b w:val="0"/>
-          <w:sz w:val="19"/>
-        </w:rPr>
-        <w:t>silhouette_score(X, labels)</w:t>
-      </w:r>
-      <w:r>
-        <w:rPr>
-          <w:b w:val="0"/>
-          <w:i w:val="0"/>
-        </w:rPr>
-        <w:t xml:space="preserve">. Compute it </w:t>
-      </w:r>
-      <w:r>
-        <w:rPr>
-          <w:b/>
-          <w:i w:val="0"/>
-        </w:rPr>
-        <w:t>without noise points</w:t>
-      </w:r>
-      <w:r>
-        <w:rPr>
-          <w:b w:val="0"/>
-          <w:i w:val="0"/>
-        </w:rPr>
-        <w:t xml:space="preserve">. The function treats </w:t>
-      </w:r>
-      <w:r>
-        <w:rPr>
-          <w:rFonts w:ascii="Consolas" w:hAnsi="Consolas" w:eastAsia="Consolas"/>
-          <w:b w:val="0"/>
-          <w:sz w:val="19"/>
-        </w:rPr>
-        <w:t>-1</w:t>
-      </w:r>
-      <w:r>
-        <w:rPr>
-          <w:b w:val="0"/>
-          <w:i w:val="0"/>
-        </w:rPr>
-        <w:t xml:space="preserve"> as a cluster like any other. In this course's build, four blobs with HDBSCAN noise scored 0.70 with noise removed and 0.555 with noise counted as a cluster.</w:t>
-      </w:r>
-    </w:p>
-    <w:p>
-      <w:r>
-        <w:rPr>
-          <w:b/>
-          <w:i w:val="0"/>
-        </w:rPr>
-        <w:t>2. Stability.</w:t>
-      </w:r>
-      <w:r>
-        <w:rPr>
-          <w:b w:val="0"/>
-          <w:i w:val="0"/>
-        </w:rPr>
-        <w:t xml:space="preserve"> Rerun the whole pipeline on resampled data, or with different seeds, and compare the labels on the points both runs share. The </w:t>
-      </w:r>
-      <w:r>
-        <w:rPr>
-          <w:b/>
-          <w:i w:val="0"/>
-        </w:rPr>
-        <w:t>adjusted Rand index</w:t>
-      </w:r>
-      <w:r>
-        <w:rPr>
-          <w:b w:val="0"/>
-          <w:i w:val="0"/>
-        </w:rPr>
-        <w:t xml:space="preserve"> (</w:t>
-      </w:r>
-      <w:r>
-        <w:rPr>
-          <w:rFonts w:ascii="Consolas" w:hAnsi="Consolas" w:eastAsia="Consolas"/>
-          <w:b w:val="0"/>
-          <w:sz w:val="19"/>
-        </w:rPr>
-        <w:t>adjusted_rand_score</w:t>
-      </w:r>
-      <w:r>
-        <w:rPr>
-          <w:b w:val="0"/>
-          <w:i w:val="0"/>
-        </w:rPr>
-        <w:t xml:space="preserve">) is 1 for identical groupings, around 0 for chance, and ignores label names: </w:t>
-      </w:r>
-      <w:r>
-        <w:rPr>
-          <w:rFonts w:ascii="Consolas" w:hAnsi="Consolas" w:eastAsia="Consolas"/>
-          <w:b w:val="0"/>
-          <w:sz w:val="19"/>
-        </w:rPr>
-        <w:t>[0, 0, 1, 1]</w:t>
-      </w:r>
-      <w:r>
-        <w:rPr>
-          <w:b w:val="0"/>
-          <w:i w:val="0"/>
-        </w:rPr>
-        <w:t xml:space="preserve"> against </w:t>
-      </w:r>
-      <w:r>
-        <w:rPr>
-          <w:rFonts w:ascii="Consolas" w:hAnsi="Consolas" w:eastAsia="Consolas"/>
-          <w:b w:val="0"/>
-          <w:sz w:val="19"/>
-        </w:rPr>
-        <w:t>[1, 1, 0, 0]</w:t>
-      </w:r>
-      <w:r>
-        <w:rPr>
-          <w:b w:val="0"/>
-          <w:i w:val="0"/>
-        </w:rPr>
-        <w:t xml:space="preserve"> scores 1.0. Themes that appear in only some runs are artefacts of the settings.</w:t>
-      </w:r>
-    </w:p>
-    <w:p>
-      <w:r>
-        <w:rPr>
-          <w:b/>
-          <w:i w:val="0"/>
-        </w:rPr>
-        <w:t>3. Meaning.</w:t>
-      </w:r>
-      <w:r>
-        <w:rPr>
-          <w:b w:val="0"/>
-          <w:i w:val="0"/>
-        </w:rPr>
-        <w:t xml:space="preserve"> Read 10 to 20 answers per cluster. Have two people name the clusters independently, then compare. A cluster nobody can name consistently is not a theme yet.</w:t>
-      </w:r>
-    </w:p>
-    <w:p>
-      <w:r>
-        <w:rPr>
-          <w:b w:val="0"/>
-          <w:i w:val="0"/>
-        </w:rPr>
-        <w:t>Report with each theme:</w:t>
-      </w:r>
-    </w:p>
-    <w:p>
-      <w:pPr>
-        <w:pStyle w:val="ListBullet"/>
-      </w:pPr>
-      <w:r>
-        <w:rPr>
-          <w:b w:val="0"/>
-          <w:i w:val="0"/>
-        </w:rPr>
-        <w:t>its size and share, with noise reported separately,</w:t>
-      </w:r>
-    </w:p>
-    <w:p>
-      <w:pPr>
-        <w:pStyle w:val="ListBullet"/>
-      </w:pPr>
-      <w:r>
-        <w:rPr>
-          <w:b w:val="0"/>
-          <w:i w:val="0"/>
-        </w:rPr>
-        <w:t>the silhouette and stability figures for the clustering as a whole,</w:t>
-      </w:r>
-    </w:p>
-    <w:p>
-      <w:pPr>
-        <w:pStyle w:val="ListBullet"/>
-      </w:pPr>
-      <w:r>
-        <w:rPr>
-          <w:b w:val="0"/>
-          <w:i w:val="0"/>
-        </w:rPr>
-        <w:t>three verbatim example answers, chosen at random, not the most typical ones.</w:t>
-      </w:r>
-    </w:p>
-    <w:p>
-      <w:r>
-        <w:rPr>
-          <w:b w:val="0"/>
-          <w:i w:val="0"/>
-        </w:rPr>
-        <w:t>No single number proves clusters are real. Together, separation, stability and human reading make a defensible case. Keep the validation results in the run record with the settings (lesson B6-L2).</w:t>
-      </w:r>
-    </w:p>
-    <w:p>
-      <w:pPr>
-        <w:pStyle w:val="Heading4"/>
-      </w:pPr>
-      <w:r>
-        <w:t>Why it matters</w:t>
-      </w:r>
-    </w:p>
-    <w:p>
-      <w:r>
-        <w:rPr>
-          <w:b w:val="0"/>
-          <w:i w:val="0"/>
-        </w:rPr>
-        <w:t>An insight team presented seven "customer mindsets" from a clustering of attitude statements. A year later a new team reran the same method on a fresh sample. Three of the seven mindsets reappeared. The other four had been unstable from the start: a stability check, rerunning on bootstrap samples, would have shown them splitting and merging from run to run. Two product launches had been planned around mindsets that did not exist.</w:t>
-      </w:r>
-    </w:p>
-    <w:p>
-      <w:pPr>
-        <w:pStyle w:val="Heading4"/>
-      </w:pPr>
-      <w:r>
-        <w:t>Worked example: weak code</w:t>
+      <w:r>
+        <w:rPr>
+          <w:b w:val="0"/>
+          <w:i w:val="0"/>
+        </w:rPr>
+        <w:t>Shape of the answer. The reference solution defines these names. Write the bodies yourself.</w:t>
       </w:r>
     </w:p>
     <w:tbl>
@@ -3676,19 +3435,19 @@
             <w:r>
               <w:rPr>
                 <w:rFonts w:ascii="Consolas" w:hAnsi="Consolas" w:eastAsia="Consolas"/>
-                <w:b/>
+                <w:b w:val="0"/>
                 <w:color w:val="5B6875"/>
                 <w:sz w:val="16"/>
               </w:rPr>
-              <w:t xml:space="preserve"> [1]  </w:t>
-            </w:r>
-            <w:r>
-              <w:rPr>
-                <w:rFonts w:ascii="Consolas" w:hAnsi="Consolas" w:eastAsia="Consolas"/>
-                <w:b w:val="0"/>
-                <w:sz w:val="16"/>
-              </w:rPr>
-              <w:t>score = silhouette_score(vectors, labels)</w:t>
+              <w:t xml:space="preserve">   1  </w:t>
+            </w:r>
+            <w:r>
+              <w:rPr>
+                <w:rFonts w:ascii="Consolas" w:hAnsi="Consolas" w:eastAsia="Consolas"/>
+                <w:b w:val="0"/>
+                <w:sz w:val="16"/>
+              </w:rPr>
+              <w:t># Cluster count, noise share and largest cluster share.</w:t>
             </w:r>
           </w:p>
           <w:p>
@@ -3699,66 +3458,78 @@
             <w:r>
               <w:rPr>
                 <w:rFonts w:ascii="Consolas" w:hAnsi="Consolas" w:eastAsia="Consolas"/>
-                <w:b/>
+                <w:b w:val="0"/>
                 <w:color w:val="5B6875"/>
                 <w:sz w:val="16"/>
               </w:rPr>
-              <w:t xml:space="preserve"> [2]  </w:t>
-            </w:r>
-            <w:r>
-              <w:rPr>
-                <w:rFonts w:ascii="Consolas" w:hAnsi="Consolas" w:eastAsia="Consolas"/>
-                <w:b w:val="0"/>
-                <w:sz w:val="16"/>
-              </w:rPr>
-              <w:t>print("7 clear segments, silhouette", round(score, 2))</w:t>
+              <w:t xml:space="preserve">   2  </w:t>
+            </w:r>
+            <w:r>
+              <w:rPr>
+                <w:rFonts w:ascii="Consolas" w:hAnsi="Consolas" w:eastAsia="Consolas"/>
+                <w:b w:val="0"/>
+                <w:sz w:val="16"/>
+              </w:rPr>
+              <w:t>def summarise_labels(</w:t>
+            </w:r>
+          </w:p>
+          <w:p>
+            <w:pPr>
+              <w:spacing w:before="0" w:after="0" w:line="240" w:lineRule="auto"/>
+              <w:ind w:left="567" w:hanging="567"/>
+            </w:pPr>
+            <w:r>
+              <w:rPr>
+                <w:rFonts w:ascii="Consolas" w:hAnsi="Consolas" w:eastAsia="Consolas"/>
+                <w:b w:val="0"/>
+                <w:color w:val="5B6875"/>
+                <w:sz w:val="16"/>
+              </w:rPr>
+              <w:t xml:space="preserve">   3  </w:t>
+            </w:r>
+            <w:r>
+              <w:rPr>
+                <w:rFonts w:ascii="Consolas" w:hAnsi="Consolas" w:eastAsia="Consolas"/>
+                <w:b w:val="0"/>
+                <w:sz w:val="16"/>
+              </w:rPr>
+              <w:t xml:space="preserve">    labels: np.ndarray,</w:t>
+            </w:r>
+          </w:p>
+          <w:p>
+            <w:pPr>
+              <w:spacing w:before="0" w:after="0" w:line="240" w:lineRule="auto"/>
+              <w:ind w:left="567" w:hanging="567"/>
+            </w:pPr>
+            <w:r>
+              <w:rPr>
+                <w:rFonts w:ascii="Consolas" w:hAnsi="Consolas" w:eastAsia="Consolas"/>
+                <w:b w:val="0"/>
+                <w:color w:val="5B6875"/>
+                <w:sz w:val="16"/>
+              </w:rPr>
+              <w:t xml:space="preserve">   4  </w:t>
+            </w:r>
+            <w:r>
+              <w:rPr>
+                <w:rFonts w:ascii="Consolas" w:hAnsi="Consolas" w:eastAsia="Consolas"/>
+                <w:b w:val="0"/>
+                <w:sz w:val="16"/>
+              </w:rPr>
+              <w:t>) -&gt; dict[str, float | int | None]: ...</w:t>
             </w:r>
           </w:p>
         </w:tc>
       </w:tr>
     </w:tbl>
+    <w:p/>
     <w:p>
-      <w:pPr>
-        <w:pStyle w:val="ListNumber"/>
-      </w:pPr>
-      <w:r>
-        <w:rPr>
-          <w:b/>
-        </w:rPr>
-        <w:t xml:space="preserve">Line 1. </w:t>
-      </w:r>
-      <w:r>
-        <w:rPr>
-          <w:b w:val="0"/>
-          <w:i w:val="0"/>
-        </w:rPr>
-        <w:t>Noise (-1) counted as a cluster, and one run taken as the truth.</w:t>
-      </w:r>
-    </w:p>
-    <w:p>
-      <w:pPr>
-        <w:pStyle w:val="ListNumber"/>
-      </w:pPr>
-      <w:r>
-        <w:rPr>
-          <w:b/>
-        </w:rPr>
-        <w:t xml:space="preserve">Line 2. </w:t>
-      </w:r>
-      <w:r>
-        <w:rPr>
-          <w:b w:val="0"/>
-          <w:i w:val="0"/>
-        </w:rPr>
-        <w:t>A single number presented as proof.</w:t>
-      </w:r>
-    </w:p>
-    <w:p>
-      <w:pPr>
-        <w:pStyle w:val="Heading4"/>
-      </w:pPr>
-      <w:r>
-        <w:t>Worked example: strong code</w:t>
+      <w:r>
+        <w:rPr>
+          <w:b w:val="0"/>
+          <w:i w:val="0"/>
+        </w:rPr>
+        <w:t>Starter code:</w:t>
       </w:r>
     </w:p>
     <w:tbl>
@@ -3819,7 +3590,7 @@
                 <w:b w:val="0"/>
                 <w:sz w:val="16"/>
               </w:rPr>
-              <w:t>from sklearn.metrics import adjusted_rand_score, silhouette_score</w:t>
+              <w:t xml:space="preserve"> </w:t>
             </w:r>
           </w:p>
           <w:p>
@@ -3865,7 +3636,7 @@
                 <w:b w:val="0"/>
                 <w:sz w:val="16"/>
               </w:rPr>
-              <w:t xml:space="preserve"> </w:t>
+              <w:t>def summarise_labels(labels):</w:t>
             </w:r>
           </w:p>
           <w:p>
@@ -3888,395 +3659,81 @@
                 <w:b w:val="0"/>
                 <w:sz w:val="16"/>
               </w:rPr>
-              <w:t>def silhouette_without_noise(X: np.ndarray, labels: np.ndarray) -&gt; float | None:</w:t>
-            </w:r>
-          </w:p>
-          <w:p>
-            <w:pPr>
-              <w:spacing w:before="0" w:after="0" w:line="240" w:lineRule="auto"/>
-              <w:ind w:left="567" w:hanging="567"/>
-            </w:pPr>
-            <w:r>
-              <w:rPr>
-                <w:rFonts w:ascii="Consolas" w:hAnsi="Consolas" w:eastAsia="Consolas"/>
-                <w:b w:val="0"/>
-                <w:color w:val="5B6875"/>
-                <w:sz w:val="16"/>
-              </w:rPr>
-              <w:t xml:space="preserve">   6  </w:t>
-            </w:r>
-            <w:r>
-              <w:rPr>
-                <w:rFonts w:ascii="Consolas" w:hAnsi="Consolas" w:eastAsia="Consolas"/>
-                <w:b w:val="0"/>
-                <w:sz w:val="16"/>
-              </w:rPr>
-              <w:t xml:space="preserve">    """Silhouette over clustered points only. None if fewer than two clusters remain."""</w:t>
-            </w:r>
-          </w:p>
-          <w:p>
-            <w:pPr>
-              <w:spacing w:before="0" w:after="0" w:line="240" w:lineRule="auto"/>
-              <w:ind w:left="567" w:hanging="567"/>
-            </w:pPr>
-            <w:r>
-              <w:rPr>
-                <w:rFonts w:ascii="Consolas" w:hAnsi="Consolas" w:eastAsia="Consolas"/>
-                <w:b/>
-                <w:color w:val="5B6875"/>
-                <w:sz w:val="16"/>
-              </w:rPr>
-              <w:t xml:space="preserve"> [1]  </w:t>
-            </w:r>
-            <w:r>
-              <w:rPr>
-                <w:rFonts w:ascii="Consolas" w:hAnsi="Consolas" w:eastAsia="Consolas"/>
-                <w:b w:val="0"/>
-                <w:sz w:val="16"/>
-              </w:rPr>
-              <w:t xml:space="preserve">    keep = labels != -1</w:t>
-            </w:r>
-          </w:p>
-          <w:p>
-            <w:pPr>
-              <w:spacing w:before="0" w:after="0" w:line="240" w:lineRule="auto"/>
-              <w:ind w:left="567" w:hanging="567"/>
-            </w:pPr>
-            <w:r>
-              <w:rPr>
-                <w:rFonts w:ascii="Consolas" w:hAnsi="Consolas" w:eastAsia="Consolas"/>
-                <w:b w:val="0"/>
-                <w:color w:val="5B6875"/>
-                <w:sz w:val="16"/>
-              </w:rPr>
-              <w:t xml:space="preserve">   8  </w:t>
-            </w:r>
-            <w:r>
-              <w:rPr>
-                <w:rFonts w:ascii="Consolas" w:hAnsi="Consolas" w:eastAsia="Consolas"/>
-                <w:b w:val="0"/>
-                <w:sz w:val="16"/>
-              </w:rPr>
-              <w:t xml:space="preserve">    kept = labels[keep]</w:t>
-            </w:r>
-          </w:p>
-          <w:p>
-            <w:pPr>
-              <w:spacing w:before="0" w:after="0" w:line="240" w:lineRule="auto"/>
-              <w:ind w:left="567" w:hanging="567"/>
-            </w:pPr>
-            <w:r>
-              <w:rPr>
-                <w:rFonts w:ascii="Consolas" w:hAnsi="Consolas" w:eastAsia="Consolas"/>
-                <w:b w:val="0"/>
-                <w:color w:val="5B6875"/>
-                <w:sz w:val="16"/>
-              </w:rPr>
-              <w:t xml:space="preserve">   9  </w:t>
-            </w:r>
-            <w:r>
-              <w:rPr>
-                <w:rFonts w:ascii="Consolas" w:hAnsi="Consolas" w:eastAsia="Consolas"/>
-                <w:b w:val="0"/>
-                <w:sz w:val="16"/>
-              </w:rPr>
-              <w:t xml:space="preserve">    n_clusters = len(np.unique(kept))</w:t>
-            </w:r>
-          </w:p>
-          <w:p>
-            <w:pPr>
-              <w:spacing w:before="0" w:after="0" w:line="240" w:lineRule="auto"/>
-              <w:ind w:left="567" w:hanging="567"/>
-            </w:pPr>
-            <w:r>
-              <w:rPr>
-                <w:rFonts w:ascii="Consolas" w:hAnsi="Consolas" w:eastAsia="Consolas"/>
-                <w:b/>
-                <w:color w:val="5B6875"/>
-                <w:sz w:val="16"/>
-              </w:rPr>
-              <w:t xml:space="preserve"> [2]  </w:t>
-            </w:r>
-            <w:r>
-              <w:rPr>
-                <w:rFonts w:ascii="Consolas" w:hAnsi="Consolas" w:eastAsia="Consolas"/>
-                <w:b w:val="0"/>
-                <w:sz w:val="16"/>
-              </w:rPr>
-              <w:t xml:space="preserve">    if n_clusters &lt; 2 or n_clusters &gt;= len(kept):</w:t>
-            </w:r>
-          </w:p>
-          <w:p>
-            <w:pPr>
-              <w:spacing w:before="0" w:after="0" w:line="240" w:lineRule="auto"/>
-              <w:ind w:left="567" w:hanging="567"/>
-            </w:pPr>
-            <w:r>
-              <w:rPr>
-                <w:rFonts w:ascii="Consolas" w:hAnsi="Consolas" w:eastAsia="Consolas"/>
-                <w:b w:val="0"/>
-                <w:color w:val="5B6875"/>
-                <w:sz w:val="16"/>
-              </w:rPr>
-              <w:t xml:space="preserve">  11  </w:t>
-            </w:r>
-            <w:r>
-              <w:rPr>
-                <w:rFonts w:ascii="Consolas" w:hAnsi="Consolas" w:eastAsia="Consolas"/>
-                <w:b w:val="0"/>
-                <w:sz w:val="16"/>
-              </w:rPr>
-              <w:t xml:space="preserve">        return None</w:t>
-            </w:r>
-          </w:p>
-          <w:p>
-            <w:pPr>
-              <w:spacing w:before="0" w:after="0" w:line="240" w:lineRule="auto"/>
-              <w:ind w:left="567" w:hanging="567"/>
-            </w:pPr>
-            <w:r>
-              <w:rPr>
-                <w:rFonts w:ascii="Consolas" w:hAnsi="Consolas" w:eastAsia="Consolas"/>
-                <w:b w:val="0"/>
-                <w:color w:val="5B6875"/>
-                <w:sz w:val="16"/>
-              </w:rPr>
-              <w:t xml:space="preserve">  12  </w:t>
-            </w:r>
-            <w:r>
-              <w:rPr>
-                <w:rFonts w:ascii="Consolas" w:hAnsi="Consolas" w:eastAsia="Consolas"/>
-                <w:b w:val="0"/>
-                <w:sz w:val="16"/>
-              </w:rPr>
-              <w:t xml:space="preserve">    return float(silhouette_score(X[keep], kept))</w:t>
-            </w:r>
-          </w:p>
-          <w:p>
-            <w:pPr>
-              <w:spacing w:before="0" w:after="0" w:line="240" w:lineRule="auto"/>
-              <w:ind w:left="567" w:hanging="567"/>
-            </w:pPr>
-            <w:r>
-              <w:rPr>
-                <w:rFonts w:ascii="Consolas" w:hAnsi="Consolas" w:eastAsia="Consolas"/>
-                <w:b w:val="0"/>
-                <w:color w:val="5B6875"/>
-                <w:sz w:val="16"/>
-              </w:rPr>
-              <w:t xml:space="preserve">  13  </w:t>
-            </w:r>
-            <w:r>
-              <w:rPr>
-                <w:rFonts w:ascii="Consolas" w:hAnsi="Consolas" w:eastAsia="Consolas"/>
-                <w:b w:val="0"/>
-                <w:sz w:val="16"/>
-              </w:rPr>
-              <w:t xml:space="preserve"> </w:t>
-            </w:r>
-          </w:p>
-          <w:p>
-            <w:pPr>
-              <w:spacing w:before="0" w:after="0" w:line="240" w:lineRule="auto"/>
-              <w:ind w:left="567" w:hanging="567"/>
-            </w:pPr>
-            <w:r>
-              <w:rPr>
-                <w:rFonts w:ascii="Consolas" w:hAnsi="Consolas" w:eastAsia="Consolas"/>
-                <w:b w:val="0"/>
-                <w:color w:val="5B6875"/>
-                <w:sz w:val="16"/>
-              </w:rPr>
-              <w:t xml:space="preserve">  14  </w:t>
-            </w:r>
-            <w:r>
-              <w:rPr>
-                <w:rFonts w:ascii="Consolas" w:hAnsi="Consolas" w:eastAsia="Consolas"/>
-                <w:b w:val="0"/>
-                <w:sz w:val="16"/>
-              </w:rPr>
-              <w:t xml:space="preserve"> </w:t>
-            </w:r>
-          </w:p>
-          <w:p>
-            <w:pPr>
-              <w:spacing w:before="0" w:after="0" w:line="240" w:lineRule="auto"/>
-              <w:ind w:left="567" w:hanging="567"/>
-            </w:pPr>
-            <w:r>
-              <w:rPr>
-                <w:rFonts w:ascii="Consolas" w:hAnsi="Consolas" w:eastAsia="Consolas"/>
-                <w:b w:val="0"/>
-                <w:color w:val="5B6875"/>
-                <w:sz w:val="16"/>
-              </w:rPr>
-              <w:t xml:space="preserve">  15  </w:t>
-            </w:r>
-            <w:r>
-              <w:rPr>
-                <w:rFonts w:ascii="Consolas" w:hAnsi="Consolas" w:eastAsia="Consolas"/>
-                <w:b w:val="0"/>
-                <w:sz w:val="16"/>
-              </w:rPr>
-              <w:t>def stability(labels_a: np.ndarray, labels_b: np.ndarray) -&gt; float:</w:t>
-            </w:r>
-          </w:p>
-          <w:p>
-            <w:pPr>
-              <w:spacing w:before="0" w:after="0" w:line="240" w:lineRule="auto"/>
-              <w:ind w:left="567" w:hanging="567"/>
-            </w:pPr>
-            <w:r>
-              <w:rPr>
-                <w:rFonts w:ascii="Consolas" w:hAnsi="Consolas" w:eastAsia="Consolas"/>
-                <w:b w:val="0"/>
-                <w:color w:val="5B6875"/>
-                <w:sz w:val="16"/>
-              </w:rPr>
-              <w:t xml:space="preserve">  16  </w:t>
-            </w:r>
-            <w:r>
-              <w:rPr>
-                <w:rFonts w:ascii="Consolas" w:hAnsi="Consolas" w:eastAsia="Consolas"/>
-                <w:b w:val="0"/>
-                <w:sz w:val="16"/>
-              </w:rPr>
-              <w:t xml:space="preserve">    """Agreement of two labelings of the same points, ignoring label names."""</w:t>
-            </w:r>
-          </w:p>
-          <w:p>
-            <w:pPr>
-              <w:spacing w:before="0" w:after="0" w:line="240" w:lineRule="auto"/>
-              <w:ind w:left="567" w:hanging="567"/>
-            </w:pPr>
-            <w:r>
-              <w:rPr>
-                <w:rFonts w:ascii="Consolas" w:hAnsi="Consolas" w:eastAsia="Consolas"/>
-                <w:b/>
-                <w:color w:val="5B6875"/>
-                <w:sz w:val="16"/>
-              </w:rPr>
-              <w:t xml:space="preserve"> [3]  </w:t>
-            </w:r>
-            <w:r>
-              <w:rPr>
-                <w:rFonts w:ascii="Consolas" w:hAnsi="Consolas" w:eastAsia="Consolas"/>
-                <w:b w:val="0"/>
-                <w:sz w:val="16"/>
-              </w:rPr>
-              <w:t xml:space="preserve">    return float(adjusted_rand_score(labels_a, labels_b))</w:t>
+              <w:t xml:space="preserve">    return {"n_clusters": len(np.unique(labels))}</w:t>
             </w:r>
           </w:p>
         </w:tc>
       </w:tr>
     </w:tbl>
+    <w:p/>
     <w:p>
       <w:pPr>
-        <w:pStyle w:val="ListNumber"/>
-      </w:pPr>
-      <w:r>
-        <w:rPr>
-          <w:b/>
-        </w:rPr>
-        <w:t xml:space="preserve">Line 7. </w:t>
-      </w:r>
-      <w:r>
-        <w:rPr>
-          <w:b w:val="0"/>
-          <w:i w:val="0"/>
-        </w:rPr>
-        <w:t>Noise is not a cluster and does not enter the silhouette.</w:t>
+        <w:pStyle w:val="Heading5"/>
+      </w:pPr>
+      <w:r>
+        <w:t>Exercise 5. Architecture design (level 4)</w:t>
       </w:r>
     </w:p>
     <w:p>
-      <w:pPr>
-        <w:pStyle w:val="ListNumber"/>
-      </w:pPr>
-      <w:r>
-        <w:rPr>
-          <w:b/>
-        </w:rPr>
-        <w:t xml:space="preserve">Line 10. </w:t>
-      </w:r>
-      <w:r>
-        <w:rPr>
-          <w:b w:val="0"/>
-          <w:i w:val="0"/>
-        </w:rPr>
-        <w:t>silhouette_score needs between 2 and n - 1 clusters. Return None instead of raising.</w:t>
+      <w:r>
+        <w:rPr>
+          <w:b w:val="0"/>
+          <w:i w:val="0"/>
+        </w:rPr>
+        <w:t>HDBSCAN on 5,000 complaint embeddings gives one cluster with 70% of clustered points, 40 tiny clusters, and 45% noise. Choose the next steps.</w:t>
       </w:r>
     </w:p>
     <w:p>
-      <w:pPr>
-        <w:pStyle w:val="ListNumber"/>
-      </w:pPr>
-      <w:r>
-        <w:rPr>
-          <w:b/>
-        </w:rPr>
-        <w:t xml:space="preserve">Line 17. </w:t>
-      </w:r>
-      <w:r>
-        <w:rPr>
-          <w:b w:val="0"/>
-          <w:i w:val="0"/>
-        </w:rPr>
-        <w:t>Compare runs on shared points. Label names do not matter.</w:t>
+      <w:r>
+        <w:rPr>
+          <w:b w:val="0"/>
+          <w:i w:val="0"/>
+        </w:rPr>
+        <w:t>Options: Read samples from the big cluster, a few tiny ones, and the noise, Publish the 41 themes.</w:t>
       </w:r>
     </w:p>
     <w:p>
-      <w:r>
-        <w:rPr>
-          <w:b w:val="0"/>
-          <w:i w:val="0"/>
-        </w:rPr>
-        <w:t>Check separation without noise, stability across reruns, and meaning by reading, before any cluster gets a name.</w:t>
+      <w:pPr>
+        <w:pStyle w:val="ListNumber"/>
+      </w:pPr>
+      <w:r>
+        <w:rPr>
+          <w:b w:val="0"/>
+          <w:i w:val="0"/>
+        </w:rPr>
+        <w:t>First step</w:t>
       </w:r>
     </w:p>
     <w:p>
       <w:pPr>
-        <w:pStyle w:val="Heading4"/>
-      </w:pPr>
-      <w:r>
-        <w:t>Recap card</w:t>
+        <w:pStyle w:val="ListNumber"/>
+      </w:pPr>
+      <w:r>
+        <w:rPr>
+          <w:b w:val="0"/>
+          <w:i w:val="0"/>
+        </w:rPr>
+        <w:t>Setting to try</w:t>
       </w:r>
     </w:p>
     <w:p>
       <w:pPr>
-        <w:pStyle w:val="ListBullet"/>
-      </w:pPr>
-      <w:r>
-        <w:rPr>
-          <w:b/>
-          <w:i w:val="0"/>
-        </w:rPr>
-        <w:t>Three checks before naming clusters</w:t>
-      </w:r>
-      <w:r>
-        <w:rPr>
-          <w:b w:val="0"/>
-          <w:i w:val="0"/>
-        </w:rPr>
-        <w:t xml:space="preserve"> Separation (silhouette), stability (ARI across reruns), meaning (read and name independently).</w:t>
+        <w:pStyle w:val="ListNumber"/>
+      </w:pPr>
+      <w:r>
+        <w:rPr>
+          <w:b w:val="0"/>
+          <w:i w:val="0"/>
+        </w:rPr>
+        <w:t>Record</w:t>
       </w:r>
     </w:p>
     <w:p>
       <w:pPr>
-        <w:pStyle w:val="ListBullet"/>
-      </w:pPr>
-      <w:r>
-        <w:rPr>
-          <w:b/>
-          <w:i w:val="0"/>
-        </w:rPr>
-        <w:t>Silhouette and HDBSCAN noise</w:t>
-      </w:r>
-      <w:r>
-        <w:rPr>
-          <w:b w:val="0"/>
-          <w:i w:val="0"/>
-        </w:rPr>
-        <w:t xml:space="preserve"> Exclude -1 first. silhouette_score treats it as a cluster (0.70 vs 0.555 in this lesson's example).</w:t>
+        <w:pStyle w:val="Heading4"/>
+      </w:pPr>
+      <w:r>
+        <w:t>Sources</w:t>
       </w:r>
     </w:p>
     <w:p>
@@ -4285,17 +3742,10 @@
       </w:pPr>
       <w:r>
         <w:rPr>
-          <w:b/>
-          <w:i w:val="0"/>
-        </w:rPr>
-        <w:t>Adjusted Rand index</w:t>
-      </w:r>
-      <w:r>
-        <w:rPr>
-          <w:b w:val="0"/>
-          <w:i w:val="0"/>
-        </w:rPr>
-        <w:t xml:space="preserve"> 1 for identical groupings, about 0 for chance, can be negative, ignores label names.</w:t>
+          <w:b w:val="0"/>
+          <w:i w:val="0"/>
+        </w:rPr>
+        <w:t>sklearn.cluster.HDBSCAN defaults to min_cluster_size=5 and metric="euclidean"; scikit-learn 1.8 warns that copy will default to True in 1.10. (verified: Signature and warning observed on scikit-learn 1.8.0 and 1.9.1 in this repository.)</w:t>
       </w:r>
     </w:p>
     <w:p>
@@ -4304,33 +3754,26 @@
       </w:pPr>
       <w:r>
         <w:rPr>
-          <w:b/>
-          <w:i w:val="0"/>
-        </w:rPr>
-        <w:t>Examples on a theme slide</w:t>
-      </w:r>
-      <w:r>
-        <w:rPr>
-          <w:b w:val="0"/>
-          <w:i w:val="0"/>
-        </w:rPr>
-        <w:t xml:space="preserve"> Random verbatims, not hand-picked ones.</w:t>
+          <w:b w:val="0"/>
+          <w:i w:val="0"/>
+        </w:rPr>
+        <w:t>Four blobs of 600 points plus 60 uniform points: HDBSCAN(min_cluster_size=15) found 4 clusters and 12% noise. (verified: Run with scikit-learn 1.8.0 in this repository (make_blobs random_state=0).)</w:t>
       </w:r>
     </w:p>
     <w:p>
       <w:pPr>
-        <w:pStyle w:val="Heading4"/>
-      </w:pPr>
-      <w:r>
-        <w:t>Practice</w:t>
+        <w:pStyle w:val="Heading3"/>
+      </w:pPr>
+      <w:r>
+        <w:t>B15-L3 Validate clusters before you name them</w:t>
       </w:r>
     </w:p>
     <w:p>
       <w:pPr>
-        <w:pStyle w:val="Heading5"/>
-      </w:pPr>
-      <w:r>
-        <w:t>Exercise 1. Multiple choice (level 1)</w:t>
+        <w:pStyle w:val="Heading4"/>
+      </w:pPr>
+      <w:r>
+        <w:t>Concept</w:t>
       </w:r>
     </w:p>
     <w:p>
@@ -4339,64 +3782,193 @@
           <w:b w:val="0"/>
           <w:i w:val="0"/>
         </w:rPr>
-        <w:t>A clustering has silhouette 0.62. Is that enough to report its clusters as themes?</w:t>
+        <w:t>Any clustering algorithm returns clusters, even on random data. Before a cluster becomes a "theme" in a report, check three things.</w:t>
       </w:r>
     </w:p>
     <w:p>
-      <w:pPr>
-        <w:pStyle w:val="ListBullet"/>
-      </w:pPr>
-      <w:r>
-        <w:rPr>
-          <w:b w:val="0"/>
-          <w:i w:val="0"/>
-        </w:rPr>
-        <w:t>a) Yes. Above 0.5 is proof.</w:t>
+      <w:r>
+        <w:rPr>
+          <w:b/>
+          <w:i w:val="0"/>
+        </w:rPr>
+        <w:t>1. Separation.</w:t>
+      </w:r>
+      <w:r>
+        <w:rPr>
+          <w:b w:val="0"/>
+          <w:i w:val="0"/>
+        </w:rPr>
+        <w:t xml:space="preserve"> The </w:t>
+      </w:r>
+      <w:r>
+        <w:rPr>
+          <w:b/>
+          <w:i w:val="0"/>
+        </w:rPr>
+        <w:t>silhouette score</w:t>
+      </w:r>
+      <w:r>
+        <w:rPr>
+          <w:b w:val="0"/>
+          <w:i w:val="0"/>
+        </w:rPr>
+        <w:t xml:space="preserve"> compares each point's distance to its own cluster with its distance to the nearest other cluster. It runs from -1 to 1, higher is better. scikit-learn 1.8: </w:t>
+      </w:r>
+      <w:r>
+        <w:rPr>
+          <w:rFonts w:ascii="Consolas" w:hAnsi="Consolas" w:eastAsia="Consolas"/>
+          <w:b w:val="0"/>
+          <w:sz w:val="19"/>
+        </w:rPr>
+        <w:t>silhouette_score(X, labels)</w:t>
+      </w:r>
+      <w:r>
+        <w:rPr>
+          <w:b w:val="0"/>
+          <w:i w:val="0"/>
+        </w:rPr>
+        <w:t xml:space="preserve">. Compute it </w:t>
+      </w:r>
+      <w:r>
+        <w:rPr>
+          <w:b/>
+          <w:i w:val="0"/>
+        </w:rPr>
+        <w:t>without noise points</w:t>
+      </w:r>
+      <w:r>
+        <w:rPr>
+          <w:b w:val="0"/>
+          <w:i w:val="0"/>
+        </w:rPr>
+        <w:t xml:space="preserve">. The function treats </w:t>
+      </w:r>
+      <w:r>
+        <w:rPr>
+          <w:rFonts w:ascii="Consolas" w:hAnsi="Consolas" w:eastAsia="Consolas"/>
+          <w:b w:val="0"/>
+          <w:sz w:val="19"/>
+        </w:rPr>
+        <w:t>-1</w:t>
+      </w:r>
+      <w:r>
+        <w:rPr>
+          <w:b w:val="0"/>
+          <w:i w:val="0"/>
+        </w:rPr>
+        <w:t xml:space="preserve"> as a cluster like any other. In this course's build, four blobs with HDBSCAN noise scored 0.70 with noise removed and 0.555 with noise counted as a cluster.</w:t>
       </w:r>
     </w:p>
     <w:p>
-      <w:pPr>
-        <w:pStyle w:val="ListBullet"/>
-      </w:pPr>
-      <w:r>
-        <w:rPr>
-          <w:b w:val="0"/>
-          <w:i w:val="0"/>
-        </w:rPr>
-        <w:t>b) No. Also check stability across reruns and read samples from each cluster.</w:t>
+      <w:r>
+        <w:rPr>
+          <w:b/>
+          <w:i w:val="0"/>
+        </w:rPr>
+        <w:t>2. Stability.</w:t>
+      </w:r>
+      <w:r>
+        <w:rPr>
+          <w:b w:val="0"/>
+          <w:i w:val="0"/>
+        </w:rPr>
+        <w:t xml:space="preserve"> Rerun the whole pipeline on resampled data, or with different seeds, and compare the labels on the points both runs share. The </w:t>
+      </w:r>
+      <w:r>
+        <w:rPr>
+          <w:b/>
+          <w:i w:val="0"/>
+        </w:rPr>
+        <w:t>adjusted Rand index</w:t>
+      </w:r>
+      <w:r>
+        <w:rPr>
+          <w:b w:val="0"/>
+          <w:i w:val="0"/>
+        </w:rPr>
+        <w:t xml:space="preserve"> (</w:t>
+      </w:r>
+      <w:r>
+        <w:rPr>
+          <w:rFonts w:ascii="Consolas" w:hAnsi="Consolas" w:eastAsia="Consolas"/>
+          <w:b w:val="0"/>
+          <w:sz w:val="19"/>
+        </w:rPr>
+        <w:t>adjusted_rand_score</w:t>
+      </w:r>
+      <w:r>
+        <w:rPr>
+          <w:b w:val="0"/>
+          <w:i w:val="0"/>
+        </w:rPr>
+        <w:t xml:space="preserve">) is 1 for identical groupings, around 0 for chance, and ignores label names: </w:t>
+      </w:r>
+      <w:r>
+        <w:rPr>
+          <w:rFonts w:ascii="Consolas" w:hAnsi="Consolas" w:eastAsia="Consolas"/>
+          <w:b w:val="0"/>
+          <w:sz w:val="19"/>
+        </w:rPr>
+        <w:t>[0, 0, 1, 1]</w:t>
+      </w:r>
+      <w:r>
+        <w:rPr>
+          <w:b w:val="0"/>
+          <w:i w:val="0"/>
+        </w:rPr>
+        <w:t xml:space="preserve"> against </w:t>
+      </w:r>
+      <w:r>
+        <w:rPr>
+          <w:rFonts w:ascii="Consolas" w:hAnsi="Consolas" w:eastAsia="Consolas"/>
+          <w:b w:val="0"/>
+          <w:sz w:val="19"/>
+        </w:rPr>
+        <w:t>[1, 1, 0, 0]</w:t>
+      </w:r>
+      <w:r>
+        <w:rPr>
+          <w:b w:val="0"/>
+          <w:i w:val="0"/>
+        </w:rPr>
+        <w:t xml:space="preserve"> scores 1.0. Themes that appear in only some runs are artefacts of the settings.</w:t>
       </w:r>
     </w:p>
     <w:p>
-      <w:pPr>
-        <w:pStyle w:val="ListBullet"/>
-      </w:pPr>
-      <w:r>
-        <w:rPr>
-          <w:b w:val="0"/>
-          <w:i w:val="0"/>
-        </w:rPr>
-        <w:t>c) No. Silhouette must be exactly 1.</w:t>
+      <w:r>
+        <w:rPr>
+          <w:b/>
+          <w:i w:val="0"/>
+        </w:rPr>
+        <w:t>3. Meaning.</w:t>
+      </w:r>
+      <w:r>
+        <w:rPr>
+          <w:b w:val="0"/>
+          <w:i w:val="0"/>
+        </w:rPr>
+        <w:t xml:space="preserve"> Read 10 to 20 answers per cluster. Have two people name the clusters independently, then compare. A cluster nobody can name consistently is not a theme yet.</w:t>
       </w:r>
     </w:p>
     <w:p>
-      <w:pPr>
-        <w:pStyle w:val="ListBullet"/>
-      </w:pPr>
-      <w:r>
-        <w:rPr>
-          <w:b w:val="0"/>
-          <w:i w:val="0"/>
-        </w:rPr>
-        <w:t>d) Yes, if the number of clusters matches the dashboard.</w:t>
+      <w:r>
+        <w:rPr>
+          <w:b w:val="0"/>
+          <w:i w:val="0"/>
+        </w:rPr>
+        <w:t>Report with each theme:</w:t>
       </w:r>
     </w:p>
     <w:p>
-      <w:r>
-        <w:rPr>
-          <w:b/>
-          <w:i w:val="0"/>
-        </w:rPr>
-        <w:t>Why?</w:t>
+      <w:pPr>
+        <w:pStyle w:val="ListBullet"/>
+      </w:pPr>
+      <w:r>
+        <w:rPr>
+          <w:b w:val="0"/>
+          <w:i w:val="0"/>
+        </w:rPr>
+        <w:t>its size and share, with noise reported separately,</w:t>
       </w:r>
     </w:p>
     <w:p>
@@ -4408,7 +3980,7 @@
           <w:b w:val="0"/>
           <w:i w:val="0"/>
         </w:rPr>
-        <w:t>r1) Separation in one run says nothing about whether clusters recur or mean anything.</w:t>
+        <w:t>the silhouette and stability figures for the clustering as a whole,</w:t>
       </w:r>
     </w:p>
     <w:p>
@@ -4420,24 +3992,41 @@
           <w:b w:val="0"/>
           <w:i w:val="0"/>
         </w:rPr>
-        <w:t>r2) Silhouette is never informative.</w:t>
+        <w:t>three verbatim example answers, chosen at random, not the most typical ones.</w:t>
       </w:r>
     </w:p>
     <w:p>
-      <w:pPr>
-        <w:pStyle w:val="Heading5"/>
-      </w:pPr>
-      <w:r>
-        <w:t>Exercise 2. Predict the output (level 2)</w:t>
+      <w:r>
+        <w:rPr>
+          <w:b w:val="0"/>
+          <w:i w:val="0"/>
+        </w:rPr>
+        <w:t>No single number proves clusters are real. Together, separation, stability and human reading make a defensible case. Keep the validation results in the run record with the settings (lesson B6-L2).</w:t>
       </w:r>
     </w:p>
     <w:p>
-      <w:r>
-        <w:rPr>
-          <w:b w:val="0"/>
-          <w:i w:val="0"/>
-        </w:rPr>
-        <w:t>What does this print? (scikit-learn 1.8)</w:t>
+      <w:pPr>
+        <w:pStyle w:val="Heading4"/>
+      </w:pPr>
+      <w:r>
+        <w:t>Why it matters</w:t>
+      </w:r>
+    </w:p>
+    <w:p>
+      <w:r>
+        <w:rPr>
+          <w:b w:val="0"/>
+          <w:i w:val="0"/>
+        </w:rPr>
+        <w:t>An insight team presented seven "customer mindsets" from a clustering of attitude statements. A year later a new team reran the same method on a fresh sample. Three of the seven mindsets reappeared. The other four had been unstable from the start: a stability check, rerunning on bootstrap samples, would have shown them splitting and merging from run to run. Two product launches had been planned around mindsets that did not exist.</w:t>
+      </w:r>
+    </w:p>
+    <w:p>
+      <w:pPr>
+        <w:pStyle w:val="Heading4"/>
+      </w:pPr>
+      <w:r>
+        <w:t>Worked example: weak code</w:t>
       </w:r>
     </w:p>
     <w:tbl>
@@ -4463,19 +4052,19 @@
             <w:r>
               <w:rPr>
                 <w:rFonts w:ascii="Consolas" w:hAnsi="Consolas" w:eastAsia="Consolas"/>
-                <w:b w:val="0"/>
+                <w:b/>
                 <w:color w:val="5B6875"/>
                 <w:sz w:val="16"/>
               </w:rPr>
-              <w:t xml:space="preserve">   1  </w:t>
-            </w:r>
-            <w:r>
-              <w:rPr>
-                <w:rFonts w:ascii="Consolas" w:hAnsi="Consolas" w:eastAsia="Consolas"/>
-                <w:b w:val="0"/>
-                <w:sz w:val="16"/>
-              </w:rPr>
-              <w:t>from sklearn.metrics import adjusted_rand_score</w:t>
+              <w:t xml:space="preserve"> [1]  </w:t>
+            </w:r>
+            <w:r>
+              <w:rPr>
+                <w:rFonts w:ascii="Consolas" w:hAnsi="Consolas" w:eastAsia="Consolas"/>
+                <w:b w:val="0"/>
+                <w:sz w:val="16"/>
+              </w:rPr>
+              <w:t>score = silhouette_score(vectors, labels)</w:t>
             </w:r>
           </w:p>
           <w:p>
@@ -4486,63 +4075,66 @@
             <w:r>
               <w:rPr>
                 <w:rFonts w:ascii="Consolas" w:hAnsi="Consolas" w:eastAsia="Consolas"/>
-                <w:b w:val="0"/>
+                <w:b/>
                 <w:color w:val="5B6875"/>
                 <w:sz w:val="16"/>
               </w:rPr>
-              <w:t xml:space="preserve">   2  </w:t>
-            </w:r>
-            <w:r>
-              <w:rPr>
-                <w:rFonts w:ascii="Consolas" w:hAnsi="Consolas" w:eastAsia="Consolas"/>
-                <w:b w:val="0"/>
-                <w:sz w:val="16"/>
-              </w:rPr>
-              <w:t xml:space="preserve"> </w:t>
-            </w:r>
-          </w:p>
-          <w:p>
-            <w:pPr>
-              <w:spacing w:before="0" w:after="0" w:line="240" w:lineRule="auto"/>
-              <w:ind w:left="567" w:hanging="567"/>
-            </w:pPr>
-            <w:r>
-              <w:rPr>
-                <w:rFonts w:ascii="Consolas" w:hAnsi="Consolas" w:eastAsia="Consolas"/>
-                <w:b w:val="0"/>
-                <w:color w:val="5B6875"/>
-                <w:sz w:val="16"/>
-              </w:rPr>
-              <w:t xml:space="preserve">   3  </w:t>
-            </w:r>
-            <w:r>
-              <w:rPr>
-                <w:rFonts w:ascii="Consolas" w:hAnsi="Consolas" w:eastAsia="Consolas"/>
-                <w:b w:val="0"/>
-                <w:sz w:val="16"/>
-              </w:rPr>
-              <w:t>print(adjusted_rand_score([0, 0, 1, 1], [1, 1, 0, 0]), adjusted_rand_score([0, 0, 1, 1], [0, 1, 0, 1]))</w:t>
+              <w:t xml:space="preserve"> [2]  </w:t>
+            </w:r>
+            <w:r>
+              <w:rPr>
+                <w:rFonts w:ascii="Consolas" w:hAnsi="Consolas" w:eastAsia="Consolas"/>
+                <w:b w:val="0"/>
+                <w:sz w:val="16"/>
+              </w:rPr>
+              <w:t>print("7 clear segments, silhouette", round(score, 2))</w:t>
             </w:r>
           </w:p>
         </w:tc>
       </w:tr>
     </w:tbl>
-    <w:p/>
     <w:p>
       <w:pPr>
-        <w:pStyle w:val="Heading5"/>
-      </w:pPr>
-      <w:r>
-        <w:t>Exercise 3. Fill the gap (level 2)</w:t>
+        <w:pStyle w:val="ListNumber"/>
+      </w:pPr>
+      <w:r>
+        <w:rPr>
+          <w:b/>
+        </w:rPr>
+        <w:t xml:space="preserve">Line 1. </w:t>
+      </w:r>
+      <w:r>
+        <w:rPr>
+          <w:b w:val="0"/>
+          <w:i w:val="0"/>
+        </w:rPr>
+        <w:t>Noise (-1) counted as a cluster, and one run taken as the truth.</w:t>
       </w:r>
     </w:p>
     <w:p>
-      <w:r>
-        <w:rPr>
-          <w:b w:val="0"/>
-          <w:i w:val="0"/>
-        </w:rPr>
-        <w:t>Compute the silhouette over clustered points only.</w:t>
+      <w:pPr>
+        <w:pStyle w:val="ListNumber"/>
+      </w:pPr>
+      <w:r>
+        <w:rPr>
+          <w:b/>
+        </w:rPr>
+        <w:t xml:space="preserve">Line 2. </w:t>
+      </w:r>
+      <w:r>
+        <w:rPr>
+          <w:b w:val="0"/>
+          <w:i w:val="0"/>
+        </w:rPr>
+        <w:t>A single number presented as proof.</w:t>
+      </w:r>
+    </w:p>
+    <w:p>
+      <w:pPr>
+        <w:pStyle w:val="Heading4"/>
+      </w:pPr>
+      <w:r>
+        <w:t>Worked example: strong code</w:t>
       </w:r>
     </w:p>
     <w:tbl>
@@ -4580,7 +4172,7 @@
                 <w:b w:val="0"/>
                 <w:sz w:val="16"/>
               </w:rPr>
-              <w:t>keep = labels _____(1) -1</w:t>
+              <w:t>import numpy as np</w:t>
             </w:r>
           </w:p>
           <w:p>
@@ -4603,7 +4195,709 @@
                 <w:b w:val="0"/>
                 <w:sz w:val="16"/>
               </w:rPr>
-              <w:t>score = silhouette_score(X[keep], labels[_____(2)])</w:t>
+              <w:t>from sklearn.metrics import adjusted_rand_score, silhouette_score</w:t>
+            </w:r>
+          </w:p>
+          <w:p>
+            <w:pPr>
+              <w:spacing w:before="0" w:after="0" w:line="240" w:lineRule="auto"/>
+              <w:ind w:left="567" w:hanging="567"/>
+            </w:pPr>
+            <w:r>
+              <w:rPr>
+                <w:rFonts w:ascii="Consolas" w:hAnsi="Consolas" w:eastAsia="Consolas"/>
+                <w:b w:val="0"/>
+                <w:color w:val="5B6875"/>
+                <w:sz w:val="16"/>
+              </w:rPr>
+              <w:t xml:space="preserve">   3  </w:t>
+            </w:r>
+            <w:r>
+              <w:rPr>
+                <w:rFonts w:ascii="Consolas" w:hAnsi="Consolas" w:eastAsia="Consolas"/>
+                <w:b w:val="0"/>
+                <w:sz w:val="16"/>
+              </w:rPr>
+              <w:t xml:space="preserve"> </w:t>
+            </w:r>
+          </w:p>
+          <w:p>
+            <w:pPr>
+              <w:spacing w:before="0" w:after="0" w:line="240" w:lineRule="auto"/>
+              <w:ind w:left="567" w:hanging="567"/>
+            </w:pPr>
+            <w:r>
+              <w:rPr>
+                <w:rFonts w:ascii="Consolas" w:hAnsi="Consolas" w:eastAsia="Consolas"/>
+                <w:b w:val="0"/>
+                <w:color w:val="5B6875"/>
+                <w:sz w:val="16"/>
+              </w:rPr>
+              <w:t xml:space="preserve">   4  </w:t>
+            </w:r>
+            <w:r>
+              <w:rPr>
+                <w:rFonts w:ascii="Consolas" w:hAnsi="Consolas" w:eastAsia="Consolas"/>
+                <w:b w:val="0"/>
+                <w:sz w:val="16"/>
+              </w:rPr>
+              <w:t xml:space="preserve"> </w:t>
+            </w:r>
+          </w:p>
+          <w:p>
+            <w:pPr>
+              <w:spacing w:before="0" w:after="0" w:line="240" w:lineRule="auto"/>
+              <w:ind w:left="567" w:hanging="567"/>
+            </w:pPr>
+            <w:r>
+              <w:rPr>
+                <w:rFonts w:ascii="Consolas" w:hAnsi="Consolas" w:eastAsia="Consolas"/>
+                <w:b w:val="0"/>
+                <w:color w:val="5B6875"/>
+                <w:sz w:val="16"/>
+              </w:rPr>
+              <w:t xml:space="preserve">   5  </w:t>
+            </w:r>
+            <w:r>
+              <w:rPr>
+                <w:rFonts w:ascii="Consolas" w:hAnsi="Consolas" w:eastAsia="Consolas"/>
+                <w:b w:val="0"/>
+                <w:sz w:val="16"/>
+              </w:rPr>
+              <w:t>def silhouette_without_noise(X: np.ndarray, labels: np.ndarray) -&gt; float | None:</w:t>
+            </w:r>
+          </w:p>
+          <w:p>
+            <w:pPr>
+              <w:spacing w:before="0" w:after="0" w:line="240" w:lineRule="auto"/>
+              <w:ind w:left="567" w:hanging="567"/>
+            </w:pPr>
+            <w:r>
+              <w:rPr>
+                <w:rFonts w:ascii="Consolas" w:hAnsi="Consolas" w:eastAsia="Consolas"/>
+                <w:b w:val="0"/>
+                <w:color w:val="5B6875"/>
+                <w:sz w:val="16"/>
+              </w:rPr>
+              <w:t xml:space="preserve">   6  </w:t>
+            </w:r>
+            <w:r>
+              <w:rPr>
+                <w:rFonts w:ascii="Consolas" w:hAnsi="Consolas" w:eastAsia="Consolas"/>
+                <w:b w:val="0"/>
+                <w:sz w:val="16"/>
+              </w:rPr>
+              <w:t xml:space="preserve">    """Silhouette over clustered points only. None if fewer than two clusters remain."""</w:t>
+            </w:r>
+          </w:p>
+          <w:p>
+            <w:pPr>
+              <w:spacing w:before="0" w:after="0" w:line="240" w:lineRule="auto"/>
+              <w:ind w:left="567" w:hanging="567"/>
+            </w:pPr>
+            <w:r>
+              <w:rPr>
+                <w:rFonts w:ascii="Consolas" w:hAnsi="Consolas" w:eastAsia="Consolas"/>
+                <w:b/>
+                <w:color w:val="5B6875"/>
+                <w:sz w:val="16"/>
+              </w:rPr>
+              <w:t xml:space="preserve"> [1]  </w:t>
+            </w:r>
+            <w:r>
+              <w:rPr>
+                <w:rFonts w:ascii="Consolas" w:hAnsi="Consolas" w:eastAsia="Consolas"/>
+                <w:b w:val="0"/>
+                <w:sz w:val="16"/>
+              </w:rPr>
+              <w:t xml:space="preserve">    keep = labels != -1</w:t>
+            </w:r>
+          </w:p>
+          <w:p>
+            <w:pPr>
+              <w:spacing w:before="0" w:after="0" w:line="240" w:lineRule="auto"/>
+              <w:ind w:left="567" w:hanging="567"/>
+            </w:pPr>
+            <w:r>
+              <w:rPr>
+                <w:rFonts w:ascii="Consolas" w:hAnsi="Consolas" w:eastAsia="Consolas"/>
+                <w:b w:val="0"/>
+                <w:color w:val="5B6875"/>
+                <w:sz w:val="16"/>
+              </w:rPr>
+              <w:t xml:space="preserve">   8  </w:t>
+            </w:r>
+            <w:r>
+              <w:rPr>
+                <w:rFonts w:ascii="Consolas" w:hAnsi="Consolas" w:eastAsia="Consolas"/>
+                <w:b w:val="0"/>
+                <w:sz w:val="16"/>
+              </w:rPr>
+              <w:t xml:space="preserve">    kept = labels[keep]</w:t>
+            </w:r>
+          </w:p>
+          <w:p>
+            <w:pPr>
+              <w:spacing w:before="0" w:after="0" w:line="240" w:lineRule="auto"/>
+              <w:ind w:left="567" w:hanging="567"/>
+            </w:pPr>
+            <w:r>
+              <w:rPr>
+                <w:rFonts w:ascii="Consolas" w:hAnsi="Consolas" w:eastAsia="Consolas"/>
+                <w:b w:val="0"/>
+                <w:color w:val="5B6875"/>
+                <w:sz w:val="16"/>
+              </w:rPr>
+              <w:t xml:space="preserve">   9  </w:t>
+            </w:r>
+            <w:r>
+              <w:rPr>
+                <w:rFonts w:ascii="Consolas" w:hAnsi="Consolas" w:eastAsia="Consolas"/>
+                <w:b w:val="0"/>
+                <w:sz w:val="16"/>
+              </w:rPr>
+              <w:t xml:space="preserve">    n_clusters = len(np.unique(kept))</w:t>
+            </w:r>
+          </w:p>
+          <w:p>
+            <w:pPr>
+              <w:spacing w:before="0" w:after="0" w:line="240" w:lineRule="auto"/>
+              <w:ind w:left="567" w:hanging="567"/>
+            </w:pPr>
+            <w:r>
+              <w:rPr>
+                <w:rFonts w:ascii="Consolas" w:hAnsi="Consolas" w:eastAsia="Consolas"/>
+                <w:b/>
+                <w:color w:val="5B6875"/>
+                <w:sz w:val="16"/>
+              </w:rPr>
+              <w:t xml:space="preserve"> [2]  </w:t>
+            </w:r>
+            <w:r>
+              <w:rPr>
+                <w:rFonts w:ascii="Consolas" w:hAnsi="Consolas" w:eastAsia="Consolas"/>
+                <w:b w:val="0"/>
+                <w:sz w:val="16"/>
+              </w:rPr>
+              <w:t xml:space="preserve">    if n_clusters &lt; 2 or n_clusters &gt;= len(kept):</w:t>
+            </w:r>
+          </w:p>
+          <w:p>
+            <w:pPr>
+              <w:spacing w:before="0" w:after="0" w:line="240" w:lineRule="auto"/>
+              <w:ind w:left="567" w:hanging="567"/>
+            </w:pPr>
+            <w:r>
+              <w:rPr>
+                <w:rFonts w:ascii="Consolas" w:hAnsi="Consolas" w:eastAsia="Consolas"/>
+                <w:b w:val="0"/>
+                <w:color w:val="5B6875"/>
+                <w:sz w:val="16"/>
+              </w:rPr>
+              <w:t xml:space="preserve">  11  </w:t>
+            </w:r>
+            <w:r>
+              <w:rPr>
+                <w:rFonts w:ascii="Consolas" w:hAnsi="Consolas" w:eastAsia="Consolas"/>
+                <w:b w:val="0"/>
+                <w:sz w:val="16"/>
+              </w:rPr>
+              <w:t xml:space="preserve">        return None</w:t>
+            </w:r>
+          </w:p>
+          <w:p>
+            <w:pPr>
+              <w:spacing w:before="0" w:after="0" w:line="240" w:lineRule="auto"/>
+              <w:ind w:left="567" w:hanging="567"/>
+            </w:pPr>
+            <w:r>
+              <w:rPr>
+                <w:rFonts w:ascii="Consolas" w:hAnsi="Consolas" w:eastAsia="Consolas"/>
+                <w:b w:val="0"/>
+                <w:color w:val="5B6875"/>
+                <w:sz w:val="16"/>
+              </w:rPr>
+              <w:t xml:space="preserve">  12  </w:t>
+            </w:r>
+            <w:r>
+              <w:rPr>
+                <w:rFonts w:ascii="Consolas" w:hAnsi="Consolas" w:eastAsia="Consolas"/>
+                <w:b w:val="0"/>
+                <w:sz w:val="16"/>
+              </w:rPr>
+              <w:t xml:space="preserve">    return float(silhouette_score(X[keep], kept))</w:t>
+            </w:r>
+          </w:p>
+          <w:p>
+            <w:pPr>
+              <w:spacing w:before="0" w:after="0" w:line="240" w:lineRule="auto"/>
+              <w:ind w:left="567" w:hanging="567"/>
+            </w:pPr>
+            <w:r>
+              <w:rPr>
+                <w:rFonts w:ascii="Consolas" w:hAnsi="Consolas" w:eastAsia="Consolas"/>
+                <w:b w:val="0"/>
+                <w:color w:val="5B6875"/>
+                <w:sz w:val="16"/>
+              </w:rPr>
+              <w:t xml:space="preserve">  13  </w:t>
+            </w:r>
+            <w:r>
+              <w:rPr>
+                <w:rFonts w:ascii="Consolas" w:hAnsi="Consolas" w:eastAsia="Consolas"/>
+                <w:b w:val="0"/>
+                <w:sz w:val="16"/>
+              </w:rPr>
+              <w:t xml:space="preserve"> </w:t>
+            </w:r>
+          </w:p>
+          <w:p>
+            <w:pPr>
+              <w:spacing w:before="0" w:after="0" w:line="240" w:lineRule="auto"/>
+              <w:ind w:left="567" w:hanging="567"/>
+            </w:pPr>
+            <w:r>
+              <w:rPr>
+                <w:rFonts w:ascii="Consolas" w:hAnsi="Consolas" w:eastAsia="Consolas"/>
+                <w:b w:val="0"/>
+                <w:color w:val="5B6875"/>
+                <w:sz w:val="16"/>
+              </w:rPr>
+              <w:t xml:space="preserve">  14  </w:t>
+            </w:r>
+            <w:r>
+              <w:rPr>
+                <w:rFonts w:ascii="Consolas" w:hAnsi="Consolas" w:eastAsia="Consolas"/>
+                <w:b w:val="0"/>
+                <w:sz w:val="16"/>
+              </w:rPr>
+              <w:t xml:space="preserve"> </w:t>
+            </w:r>
+          </w:p>
+          <w:p>
+            <w:pPr>
+              <w:spacing w:before="0" w:after="0" w:line="240" w:lineRule="auto"/>
+              <w:ind w:left="567" w:hanging="567"/>
+            </w:pPr>
+            <w:r>
+              <w:rPr>
+                <w:rFonts w:ascii="Consolas" w:hAnsi="Consolas" w:eastAsia="Consolas"/>
+                <w:b w:val="0"/>
+                <w:color w:val="5B6875"/>
+                <w:sz w:val="16"/>
+              </w:rPr>
+              <w:t xml:space="preserve">  15  </w:t>
+            </w:r>
+            <w:r>
+              <w:rPr>
+                <w:rFonts w:ascii="Consolas" w:hAnsi="Consolas" w:eastAsia="Consolas"/>
+                <w:b w:val="0"/>
+                <w:sz w:val="16"/>
+              </w:rPr>
+              <w:t>def stability(labels_a: np.ndarray, labels_b: np.ndarray) -&gt; float:</w:t>
+            </w:r>
+          </w:p>
+          <w:p>
+            <w:pPr>
+              <w:spacing w:before="0" w:after="0" w:line="240" w:lineRule="auto"/>
+              <w:ind w:left="567" w:hanging="567"/>
+            </w:pPr>
+            <w:r>
+              <w:rPr>
+                <w:rFonts w:ascii="Consolas" w:hAnsi="Consolas" w:eastAsia="Consolas"/>
+                <w:b w:val="0"/>
+                <w:color w:val="5B6875"/>
+                <w:sz w:val="16"/>
+              </w:rPr>
+              <w:t xml:space="preserve">  16  </w:t>
+            </w:r>
+            <w:r>
+              <w:rPr>
+                <w:rFonts w:ascii="Consolas" w:hAnsi="Consolas" w:eastAsia="Consolas"/>
+                <w:b w:val="0"/>
+                <w:sz w:val="16"/>
+              </w:rPr>
+              <w:t xml:space="preserve">    """Agreement of two labelings of the same points, ignoring label names."""</w:t>
+            </w:r>
+          </w:p>
+          <w:p>
+            <w:pPr>
+              <w:spacing w:before="0" w:after="0" w:line="240" w:lineRule="auto"/>
+              <w:ind w:left="567" w:hanging="567"/>
+            </w:pPr>
+            <w:r>
+              <w:rPr>
+                <w:rFonts w:ascii="Consolas" w:hAnsi="Consolas" w:eastAsia="Consolas"/>
+                <w:b/>
+                <w:color w:val="5B6875"/>
+                <w:sz w:val="16"/>
+              </w:rPr>
+              <w:t xml:space="preserve"> [3]  </w:t>
+            </w:r>
+            <w:r>
+              <w:rPr>
+                <w:rFonts w:ascii="Consolas" w:hAnsi="Consolas" w:eastAsia="Consolas"/>
+                <w:b w:val="0"/>
+                <w:sz w:val="16"/>
+              </w:rPr>
+              <w:t xml:space="preserve">    return float(adjusted_rand_score(labels_a, labels_b))</w:t>
+            </w:r>
+          </w:p>
+        </w:tc>
+      </w:tr>
+    </w:tbl>
+    <w:p>
+      <w:pPr>
+        <w:pStyle w:val="ListNumber"/>
+      </w:pPr>
+      <w:r>
+        <w:rPr>
+          <w:b/>
+        </w:rPr>
+        <w:t xml:space="preserve">Line 7. </w:t>
+      </w:r>
+      <w:r>
+        <w:rPr>
+          <w:b w:val="0"/>
+          <w:i w:val="0"/>
+        </w:rPr>
+        <w:t>Noise is not a cluster and does not enter the silhouette.</w:t>
+      </w:r>
+    </w:p>
+    <w:p>
+      <w:pPr>
+        <w:pStyle w:val="ListNumber"/>
+      </w:pPr>
+      <w:r>
+        <w:rPr>
+          <w:b/>
+        </w:rPr>
+        <w:t xml:space="preserve">Line 10. </w:t>
+      </w:r>
+      <w:r>
+        <w:rPr>
+          <w:b w:val="0"/>
+          <w:i w:val="0"/>
+        </w:rPr>
+        <w:t>silhouette_score needs between 2 and n - 1 clusters. Return None instead of raising.</w:t>
+      </w:r>
+    </w:p>
+    <w:p>
+      <w:pPr>
+        <w:pStyle w:val="ListNumber"/>
+      </w:pPr>
+      <w:r>
+        <w:rPr>
+          <w:b/>
+        </w:rPr>
+        <w:t xml:space="preserve">Line 17. </w:t>
+      </w:r>
+      <w:r>
+        <w:rPr>
+          <w:b w:val="0"/>
+          <w:i w:val="0"/>
+        </w:rPr>
+        <w:t>Compare runs on shared points. Label names do not matter.</w:t>
+      </w:r>
+    </w:p>
+    <w:p>
+      <w:r>
+        <w:rPr>
+          <w:b w:val="0"/>
+          <w:i w:val="0"/>
+        </w:rPr>
+        <w:t>Check separation without noise, stability across reruns, and meaning by reading, before any cluster gets a name.</w:t>
+      </w:r>
+    </w:p>
+    <w:p>
+      <w:pPr>
+        <w:pStyle w:val="Heading4"/>
+      </w:pPr>
+      <w:r>
+        <w:t>Recap card</w:t>
+      </w:r>
+    </w:p>
+    <w:p>
+      <w:pPr>
+        <w:pStyle w:val="ListBullet"/>
+      </w:pPr>
+      <w:r>
+        <w:rPr>
+          <w:b/>
+          <w:i w:val="0"/>
+        </w:rPr>
+        <w:t>Three checks before naming clusters</w:t>
+      </w:r>
+      <w:r>
+        <w:rPr>
+          <w:b w:val="0"/>
+          <w:i w:val="0"/>
+        </w:rPr>
+        <w:t xml:space="preserve"> Separation (silhouette), stability (ARI across reruns), meaning (read and name independently).</w:t>
+      </w:r>
+    </w:p>
+    <w:p>
+      <w:pPr>
+        <w:pStyle w:val="ListBullet"/>
+      </w:pPr>
+      <w:r>
+        <w:rPr>
+          <w:b/>
+          <w:i w:val="0"/>
+        </w:rPr>
+        <w:t>Silhouette and HDBSCAN noise</w:t>
+      </w:r>
+      <w:r>
+        <w:rPr>
+          <w:b w:val="0"/>
+          <w:i w:val="0"/>
+        </w:rPr>
+        <w:t xml:space="preserve"> Exclude -1 first. silhouette_score treats it as a cluster (0.70 vs 0.555 in this lesson's example).</w:t>
+      </w:r>
+    </w:p>
+    <w:p>
+      <w:pPr>
+        <w:pStyle w:val="ListBullet"/>
+      </w:pPr>
+      <w:r>
+        <w:rPr>
+          <w:b/>
+          <w:i w:val="0"/>
+        </w:rPr>
+        <w:t>Adjusted Rand index</w:t>
+      </w:r>
+      <w:r>
+        <w:rPr>
+          <w:b w:val="0"/>
+          <w:i w:val="0"/>
+        </w:rPr>
+        <w:t xml:space="preserve"> 1 for identical groupings, about 0 for chance, can be negative, ignores label names.</w:t>
+      </w:r>
+    </w:p>
+    <w:p>
+      <w:pPr>
+        <w:pStyle w:val="ListBullet"/>
+      </w:pPr>
+      <w:r>
+        <w:rPr>
+          <w:b/>
+          <w:i w:val="0"/>
+        </w:rPr>
+        <w:t>Examples on a theme slide</w:t>
+      </w:r>
+      <w:r>
+        <w:rPr>
+          <w:b w:val="0"/>
+          <w:i w:val="0"/>
+        </w:rPr>
+        <w:t xml:space="preserve"> Random verbatims, not hand-picked ones.</w:t>
+      </w:r>
+    </w:p>
+    <w:p>
+      <w:pPr>
+        <w:pStyle w:val="Heading4"/>
+      </w:pPr>
+      <w:r>
+        <w:t>Practice</w:t>
+      </w:r>
+    </w:p>
+    <w:p>
+      <w:pPr>
+        <w:pStyle w:val="Heading5"/>
+      </w:pPr>
+      <w:r>
+        <w:t>Exercise 1. Multiple choice (level 1)</w:t>
+      </w:r>
+    </w:p>
+    <w:p>
+      <w:r>
+        <w:rPr>
+          <w:b w:val="0"/>
+          <w:i w:val="0"/>
+        </w:rPr>
+        <w:t>A clustering has silhouette 0.62. Is that enough to report its clusters as themes?</w:t>
+      </w:r>
+    </w:p>
+    <w:p>
+      <w:pPr>
+        <w:pStyle w:val="ListBullet"/>
+      </w:pPr>
+      <w:r>
+        <w:rPr>
+          <w:b w:val="0"/>
+          <w:i w:val="0"/>
+        </w:rPr>
+        <w:t>a) Yes. Above 0.5 is proof.</w:t>
+      </w:r>
+    </w:p>
+    <w:p>
+      <w:pPr>
+        <w:pStyle w:val="ListBullet"/>
+      </w:pPr>
+      <w:r>
+        <w:rPr>
+          <w:b w:val="0"/>
+          <w:i w:val="0"/>
+        </w:rPr>
+        <w:t>b) No. Also check stability across reruns and read samples from each cluster.</w:t>
+      </w:r>
+    </w:p>
+    <w:p>
+      <w:pPr>
+        <w:pStyle w:val="ListBullet"/>
+      </w:pPr>
+      <w:r>
+        <w:rPr>
+          <w:b w:val="0"/>
+          <w:i w:val="0"/>
+        </w:rPr>
+        <w:t>c) No. Silhouette must be exactly 1.</w:t>
+      </w:r>
+    </w:p>
+    <w:p>
+      <w:pPr>
+        <w:pStyle w:val="ListBullet"/>
+      </w:pPr>
+      <w:r>
+        <w:rPr>
+          <w:b w:val="0"/>
+          <w:i w:val="0"/>
+        </w:rPr>
+        <w:t>d) Yes, if the number of clusters matches the dashboard.</w:t>
+      </w:r>
+    </w:p>
+    <w:p>
+      <w:r>
+        <w:rPr>
+          <w:b/>
+          <w:i w:val="0"/>
+        </w:rPr>
+        <w:t>Why?</w:t>
+      </w:r>
+    </w:p>
+    <w:p>
+      <w:pPr>
+        <w:pStyle w:val="ListBullet"/>
+      </w:pPr>
+      <w:r>
+        <w:rPr>
+          <w:b w:val="0"/>
+          <w:i w:val="0"/>
+        </w:rPr>
+        <w:t>r1) Separation in one run says nothing about whether clusters recur or mean anything.</w:t>
+      </w:r>
+    </w:p>
+    <w:p>
+      <w:pPr>
+        <w:pStyle w:val="ListBullet"/>
+      </w:pPr>
+      <w:r>
+        <w:rPr>
+          <w:b w:val="0"/>
+          <w:i w:val="0"/>
+        </w:rPr>
+        <w:t>r2) Silhouette is never informative.</w:t>
+      </w:r>
+    </w:p>
+    <w:p>
+      <w:pPr>
+        <w:pStyle w:val="Heading5"/>
+      </w:pPr>
+      <w:r>
+        <w:t>Exercise 2. Predict the output (level 2)</w:t>
+      </w:r>
+    </w:p>
+    <w:p>
+      <w:r>
+        <w:rPr>
+          <w:b w:val="0"/>
+          <w:i w:val="0"/>
+        </w:rPr>
+        <w:t>What does this print? (scikit-learn 1.8)</w:t>
+      </w:r>
+    </w:p>
+    <w:tbl>
+      <w:tblPr>
+        <w:tblW w:type="auto" w:w="0"/>
+        <w:jc w:val="left"/>
+        <w:tblLook w:firstColumn="1" w:firstRow="1" w:lastColumn="0" w:lastRow="0" w:noHBand="0" w:noVBand="1" w:val="04A0"/>
+      </w:tblPr>
+      <w:tblGrid>
+        <w:gridCol w:w="8221"/>
+      </w:tblGrid>
+      <w:tr>
+        <w:tc>
+          <w:tcPr>
+            <w:tcW w:type="dxa" w:w="8221"/>
+            <w:shd w:val="clear" w:color="auto" w:fill="F2F4F7"/>
+          </w:tcPr>
+          <w:p>
+            <w:pPr>
+              <w:spacing w:before="0" w:after="0" w:line="240" w:lineRule="auto"/>
+              <w:ind w:left="567" w:hanging="567"/>
+            </w:pPr>
+            <w:r>
+              <w:rPr>
+                <w:rFonts w:ascii="Consolas" w:hAnsi="Consolas" w:eastAsia="Consolas"/>
+                <w:b w:val="0"/>
+                <w:color w:val="5B6875"/>
+                <w:sz w:val="16"/>
+              </w:rPr>
+              <w:t xml:space="preserve">   1  </w:t>
+            </w:r>
+            <w:r>
+              <w:rPr>
+                <w:rFonts w:ascii="Consolas" w:hAnsi="Consolas" w:eastAsia="Consolas"/>
+                <w:b w:val="0"/>
+                <w:sz w:val="16"/>
+              </w:rPr>
+              <w:t>from sklearn.metrics import adjusted_rand_score</w:t>
+            </w:r>
+          </w:p>
+          <w:p>
+            <w:pPr>
+              <w:spacing w:before="0" w:after="0" w:line="240" w:lineRule="auto"/>
+              <w:ind w:left="567" w:hanging="567"/>
+            </w:pPr>
+            <w:r>
+              <w:rPr>
+                <w:rFonts w:ascii="Consolas" w:hAnsi="Consolas" w:eastAsia="Consolas"/>
+                <w:b w:val="0"/>
+                <w:color w:val="5B6875"/>
+                <w:sz w:val="16"/>
+              </w:rPr>
+              <w:t xml:space="preserve">   2  </w:t>
+            </w:r>
+            <w:r>
+              <w:rPr>
+                <w:rFonts w:ascii="Consolas" w:hAnsi="Consolas" w:eastAsia="Consolas"/>
+                <w:b w:val="0"/>
+                <w:sz w:val="16"/>
+              </w:rPr>
+              <w:t xml:space="preserve"> </w:t>
+            </w:r>
+          </w:p>
+          <w:p>
+            <w:pPr>
+              <w:spacing w:before="0" w:after="0" w:line="240" w:lineRule="auto"/>
+              <w:ind w:left="567" w:hanging="567"/>
+            </w:pPr>
+            <w:r>
+              <w:rPr>
+                <w:rFonts w:ascii="Consolas" w:hAnsi="Consolas" w:eastAsia="Consolas"/>
+                <w:b w:val="0"/>
+                <w:color w:val="5B6875"/>
+                <w:sz w:val="16"/>
+              </w:rPr>
+              <w:t xml:space="preserve">   3  </w:t>
+            </w:r>
+            <w:r>
+              <w:rPr>
+                <w:rFonts w:ascii="Consolas" w:hAnsi="Consolas" w:eastAsia="Consolas"/>
+                <w:b w:val="0"/>
+                <w:sz w:val="16"/>
+              </w:rPr>
+              <w:t>print(adjusted_rand_score([0, 0, 1, 1], [1, 1, 0, 0]), adjusted_rand_score([0, 0, 1, 1], [0, 1, 0, 1]))</w:t>
             </w:r>
           </w:p>
         </w:tc>
@@ -4615,7 +4909,7 @@
         <w:pStyle w:val="Heading5"/>
       </w:pPr>
       <w:r>
-        <w:t>Exercise 4. Write the function (level 3)</w:t>
+        <w:t>Exercise 3. Fill the gap (level 2)</w:t>
       </w:r>
     </w:p>
     <w:p>
@@ -4624,6 +4918,88 @@
           <w:b w:val="0"/>
           <w:i w:val="0"/>
         </w:rPr>
+        <w:t>Compute the silhouette over clustered points only.</w:t>
+      </w:r>
+    </w:p>
+    <w:tbl>
+      <w:tblPr>
+        <w:tblW w:type="auto" w:w="0"/>
+        <w:jc w:val="left"/>
+        <w:tblLook w:firstColumn="1" w:firstRow="1" w:lastColumn="0" w:lastRow="0" w:noHBand="0" w:noVBand="1" w:val="04A0"/>
+      </w:tblPr>
+      <w:tblGrid>
+        <w:gridCol w:w="8221"/>
+      </w:tblGrid>
+      <w:tr>
+        <w:tc>
+          <w:tcPr>
+            <w:tcW w:type="dxa" w:w="8221"/>
+            <w:shd w:val="clear" w:color="auto" w:fill="F2F4F7"/>
+          </w:tcPr>
+          <w:p>
+            <w:pPr>
+              <w:spacing w:before="0" w:after="0" w:line="240" w:lineRule="auto"/>
+              <w:ind w:left="567" w:hanging="567"/>
+            </w:pPr>
+            <w:r>
+              <w:rPr>
+                <w:rFonts w:ascii="Consolas" w:hAnsi="Consolas" w:eastAsia="Consolas"/>
+                <w:b w:val="0"/>
+                <w:color w:val="5B6875"/>
+                <w:sz w:val="16"/>
+              </w:rPr>
+              <w:t xml:space="preserve">   1  </w:t>
+            </w:r>
+            <w:r>
+              <w:rPr>
+                <w:rFonts w:ascii="Consolas" w:hAnsi="Consolas" w:eastAsia="Consolas"/>
+                <w:b w:val="0"/>
+                <w:sz w:val="16"/>
+              </w:rPr>
+              <w:t>keep = labels _____(1) -1</w:t>
+            </w:r>
+          </w:p>
+          <w:p>
+            <w:pPr>
+              <w:spacing w:before="0" w:after="0" w:line="240" w:lineRule="auto"/>
+              <w:ind w:left="567" w:hanging="567"/>
+            </w:pPr>
+            <w:r>
+              <w:rPr>
+                <w:rFonts w:ascii="Consolas" w:hAnsi="Consolas" w:eastAsia="Consolas"/>
+                <w:b w:val="0"/>
+                <w:color w:val="5B6875"/>
+                <w:sz w:val="16"/>
+              </w:rPr>
+              <w:t xml:space="preserve">   2  </w:t>
+            </w:r>
+            <w:r>
+              <w:rPr>
+                <w:rFonts w:ascii="Consolas" w:hAnsi="Consolas" w:eastAsia="Consolas"/>
+                <w:b w:val="0"/>
+                <w:sz w:val="16"/>
+              </w:rPr>
+              <w:t>score = silhouette_score(X[keep], labels[_____(2)])</w:t>
+            </w:r>
+          </w:p>
+        </w:tc>
+      </w:tr>
+    </w:tbl>
+    <w:p/>
+    <w:p>
+      <w:pPr>
+        <w:pStyle w:val="Heading5"/>
+      </w:pPr>
+      <w:r>
+        <w:t>Exercise 4. Write the function (level 3)</w:t>
+      </w:r>
+    </w:p>
+    <w:p>
+      <w:r>
+        <w:rPr>
+          <w:b w:val="0"/>
+          <w:i w:val="0"/>
+        </w:rPr>
         <w:t xml:space="preserve">Write </w:t>
       </w:r>
       <w:r>
@@ -4672,6 +5048,194 @@
         <w:t xml:space="preserve"> on the remaining points as a float.</w:t>
       </w:r>
     </w:p>
+    <w:p>
+      <w:r>
+        <w:rPr>
+          <w:b w:val="0"/>
+          <w:i w:val="0"/>
+        </w:rPr>
+        <w:t>Your code must pass these checks:</w:t>
+      </w:r>
+    </w:p>
+    <w:p>
+      <w:pPr>
+        <w:pStyle w:val="ListBullet"/>
+      </w:pPr>
+      <w:r>
+        <w:rPr>
+          <w:b w:val="0"/>
+          <w:i w:val="0"/>
+        </w:rPr>
+        <w:t>Compute the silhouette on non-noise points only.</w:t>
+      </w:r>
+    </w:p>
+    <w:p>
+      <w:pPr>
+        <w:pStyle w:val="ListBullet"/>
+      </w:pPr>
+      <w:r>
+        <w:rPr>
+          <w:b w:val="0"/>
+          <w:i w:val="0"/>
+        </w:rPr>
+        <w:t>Fewer than two clusters must return None, not raise.</w:t>
+      </w:r>
+    </w:p>
+    <w:p>
+      <w:pPr>
+        <w:pStyle w:val="ListBullet"/>
+      </w:pPr>
+      <w:r>
+        <w:rPr>
+          <w:b w:val="0"/>
+          <w:i w:val="0"/>
+        </w:rPr>
+        <w:t>As many clusters as points must return None.</w:t>
+      </w:r>
+    </w:p>
+    <w:p>
+      <w:r>
+        <w:rPr>
+          <w:b w:val="0"/>
+          <w:i w:val="0"/>
+        </w:rPr>
+        <w:t>Shape of the answer. The reference solution defines these names. Write the bodies yourself.</w:t>
+      </w:r>
+    </w:p>
+    <w:tbl>
+      <w:tblPr>
+        <w:tblW w:type="auto" w:w="0"/>
+        <w:jc w:val="left"/>
+        <w:tblLook w:firstColumn="1" w:firstRow="1" w:lastColumn="0" w:lastRow="0" w:noHBand="0" w:noVBand="1" w:val="04A0"/>
+      </w:tblPr>
+      <w:tblGrid>
+        <w:gridCol w:w="8221"/>
+      </w:tblGrid>
+      <w:tr>
+        <w:tc>
+          <w:tcPr>
+            <w:tcW w:type="dxa" w:w="8221"/>
+            <w:shd w:val="clear" w:color="auto" w:fill="F2F4F7"/>
+          </w:tcPr>
+          <w:p>
+            <w:pPr>
+              <w:spacing w:before="0" w:after="0" w:line="240" w:lineRule="auto"/>
+              <w:ind w:left="567" w:hanging="567"/>
+            </w:pPr>
+            <w:r>
+              <w:rPr>
+                <w:rFonts w:ascii="Consolas" w:hAnsi="Consolas" w:eastAsia="Consolas"/>
+                <w:b w:val="0"/>
+                <w:color w:val="5B6875"/>
+                <w:sz w:val="16"/>
+              </w:rPr>
+              <w:t xml:space="preserve">   1  </w:t>
+            </w:r>
+            <w:r>
+              <w:rPr>
+                <w:rFonts w:ascii="Consolas" w:hAnsi="Consolas" w:eastAsia="Consolas"/>
+                <w:b w:val="0"/>
+                <w:sz w:val="16"/>
+              </w:rPr>
+              <w:t># Silhouette over clustered points only.</w:t>
+            </w:r>
+          </w:p>
+          <w:p>
+            <w:pPr>
+              <w:spacing w:before="0" w:after="0" w:line="240" w:lineRule="auto"/>
+              <w:ind w:left="567" w:hanging="567"/>
+            </w:pPr>
+            <w:r>
+              <w:rPr>
+                <w:rFonts w:ascii="Consolas" w:hAnsi="Consolas" w:eastAsia="Consolas"/>
+                <w:b w:val="0"/>
+                <w:color w:val="5B6875"/>
+                <w:sz w:val="16"/>
+              </w:rPr>
+              <w:t xml:space="preserve">   2  </w:t>
+            </w:r>
+            <w:r>
+              <w:rPr>
+                <w:rFonts w:ascii="Consolas" w:hAnsi="Consolas" w:eastAsia="Consolas"/>
+                <w:b w:val="0"/>
+                <w:sz w:val="16"/>
+              </w:rPr>
+              <w:t>def silhouette_without_noise(</w:t>
+            </w:r>
+          </w:p>
+          <w:p>
+            <w:pPr>
+              <w:spacing w:before="0" w:after="0" w:line="240" w:lineRule="auto"/>
+              <w:ind w:left="567" w:hanging="567"/>
+            </w:pPr>
+            <w:r>
+              <w:rPr>
+                <w:rFonts w:ascii="Consolas" w:hAnsi="Consolas" w:eastAsia="Consolas"/>
+                <w:b w:val="0"/>
+                <w:color w:val="5B6875"/>
+                <w:sz w:val="16"/>
+              </w:rPr>
+              <w:t xml:space="preserve">   3  </w:t>
+            </w:r>
+            <w:r>
+              <w:rPr>
+                <w:rFonts w:ascii="Consolas" w:hAnsi="Consolas" w:eastAsia="Consolas"/>
+                <w:b w:val="0"/>
+                <w:sz w:val="16"/>
+              </w:rPr>
+              <w:t xml:space="preserve">    X: np.ndarray,</w:t>
+            </w:r>
+          </w:p>
+          <w:p>
+            <w:pPr>
+              <w:spacing w:before="0" w:after="0" w:line="240" w:lineRule="auto"/>
+              <w:ind w:left="567" w:hanging="567"/>
+            </w:pPr>
+            <w:r>
+              <w:rPr>
+                <w:rFonts w:ascii="Consolas" w:hAnsi="Consolas" w:eastAsia="Consolas"/>
+                <w:b w:val="0"/>
+                <w:color w:val="5B6875"/>
+                <w:sz w:val="16"/>
+              </w:rPr>
+              <w:t xml:space="preserve">   4  </w:t>
+            </w:r>
+            <w:r>
+              <w:rPr>
+                <w:rFonts w:ascii="Consolas" w:hAnsi="Consolas" w:eastAsia="Consolas"/>
+                <w:b w:val="0"/>
+                <w:sz w:val="16"/>
+              </w:rPr>
+              <w:t xml:space="preserve">    labels: np.ndarray,</w:t>
+            </w:r>
+          </w:p>
+          <w:p>
+            <w:pPr>
+              <w:spacing w:before="0" w:after="0" w:line="240" w:lineRule="auto"/>
+              <w:ind w:left="567" w:hanging="567"/>
+            </w:pPr>
+            <w:r>
+              <w:rPr>
+                <w:rFonts w:ascii="Consolas" w:hAnsi="Consolas" w:eastAsia="Consolas"/>
+                <w:b w:val="0"/>
+                <w:color w:val="5B6875"/>
+                <w:sz w:val="16"/>
+              </w:rPr>
+              <w:t xml:space="preserve">   5  </w:t>
+            </w:r>
+            <w:r>
+              <w:rPr>
+                <w:rFonts w:ascii="Consolas" w:hAnsi="Consolas" w:eastAsia="Consolas"/>
+                <w:b w:val="0"/>
+                <w:sz w:val="16"/>
+              </w:rPr>
+              <w:t>) -&gt; float | None: ...</w:t>
+            </w:r>
+          </w:p>
+        </w:tc>
+      </w:tr>
+    </w:tbl>
+    <w:p/>
     <w:p>
       <w:r>
         <w:rPr>

--- a/site/downloads/handbook-B15.docx
+++ b/site/downloads/handbook-B15.docx
@@ -3041,6 +3041,234 @@
           <w:i w:val="0"/>
         </w:rPr>
         <w:t>What does this print?</w:t>
+      </w:r>
+    </w:p>
+    <w:p>
+      <w:r>
+        <w:rPr>
+          <w:b/>
+          <w:i w:val="0"/>
+        </w:rPr>
+        <w:t>What you need to know.</w:t>
+      </w:r>
+    </w:p>
+    <w:p>
+      <w:r>
+        <w:rPr>
+          <w:b w:val="0"/>
+          <w:i w:val="0"/>
+        </w:rPr>
+        <w:t>Three NumPy tools count labels:</w:t>
+      </w:r>
+    </w:p>
+    <w:p>
+      <w:pPr>
+        <w:pStyle w:val="ListBullet"/>
+      </w:pPr>
+      <w:r>
+        <w:rPr>
+          <w:rFonts w:ascii="Consolas" w:hAnsi="Consolas" w:eastAsia="Consolas"/>
+          <w:b w:val="0"/>
+          <w:sz w:val="19"/>
+        </w:rPr>
+        <w:t>labels[labels != -1]</w:t>
+      </w:r>
+      <w:r>
+        <w:rPr>
+          <w:b w:val="0"/>
+          <w:i w:val="0"/>
+        </w:rPr>
+        <w:t xml:space="preserve"> keeps the elements where the condition is true.</w:t>
+      </w:r>
+    </w:p>
+    <w:p>
+      <w:pPr>
+        <w:pStyle w:val="ListBullet"/>
+      </w:pPr>
+      <w:r>
+        <w:rPr>
+          <w:rFonts w:ascii="Consolas" w:hAnsi="Consolas" w:eastAsia="Consolas"/>
+          <w:b w:val="0"/>
+          <w:sz w:val="19"/>
+        </w:rPr>
+        <w:t>np.unique(a)</w:t>
+      </w:r>
+      <w:r>
+        <w:rPr>
+          <w:b w:val="0"/>
+          <w:i w:val="0"/>
+        </w:rPr>
+        <w:t xml:space="preserve"> returns the distinct values, sorted.</w:t>
+      </w:r>
+    </w:p>
+    <w:p>
+      <w:pPr>
+        <w:pStyle w:val="ListBullet"/>
+      </w:pPr>
+      <w:r>
+        <w:rPr>
+          <w:rFonts w:ascii="Consolas" w:hAnsi="Consolas" w:eastAsia="Consolas"/>
+          <w:b w:val="0"/>
+          <w:sz w:val="19"/>
+        </w:rPr>
+        <w:t>np.bincount(a)</w:t>
+      </w:r>
+      <w:r>
+        <w:rPr>
+          <w:b w:val="0"/>
+          <w:i w:val="0"/>
+        </w:rPr>
+        <w:t xml:space="preserve"> counts each non-negative integer: position </w:t>
+      </w:r>
+      <w:r>
+        <w:rPr>
+          <w:rFonts w:ascii="Consolas" w:hAnsi="Consolas" w:eastAsia="Consolas"/>
+          <w:b w:val="0"/>
+          <w:sz w:val="19"/>
+        </w:rPr>
+        <w:t>i</w:t>
+      </w:r>
+      <w:r>
+        <w:rPr>
+          <w:b w:val="0"/>
+          <w:i w:val="0"/>
+        </w:rPr>
+        <w:t xml:space="preserve"> holds how often </w:t>
+      </w:r>
+      <w:r>
+        <w:rPr>
+          <w:rFonts w:ascii="Consolas" w:hAnsi="Consolas" w:eastAsia="Consolas"/>
+          <w:b w:val="0"/>
+          <w:sz w:val="19"/>
+        </w:rPr>
+        <w:t>i</w:t>
+      </w:r>
+      <w:r>
+        <w:rPr>
+          <w:b w:val="0"/>
+          <w:i w:val="0"/>
+        </w:rPr>
+        <w:t xml:space="preserve"> appears.</w:t>
+      </w:r>
+    </w:p>
+    <w:tbl>
+      <w:tblPr>
+        <w:tblW w:type="auto" w:w="0"/>
+        <w:jc w:val="left"/>
+        <w:tblLook w:firstColumn="1" w:firstRow="1" w:lastColumn="0" w:lastRow="0" w:noHBand="0" w:noVBand="1" w:val="04A0"/>
+      </w:tblPr>
+      <w:tblGrid>
+        <w:gridCol w:w="8221"/>
+      </w:tblGrid>
+      <w:tr>
+        <w:tc>
+          <w:tcPr>
+            <w:tcW w:type="dxa" w:w="8221"/>
+            <w:shd w:val="clear" w:color="auto" w:fill="F2F4F7"/>
+          </w:tcPr>
+          <w:p>
+            <w:pPr>
+              <w:spacing w:before="0" w:after="0" w:line="240" w:lineRule="auto"/>
+              <w:ind w:left="567" w:hanging="567"/>
+            </w:pPr>
+            <w:r>
+              <w:rPr>
+                <w:rFonts w:ascii="Consolas" w:hAnsi="Consolas" w:eastAsia="Consolas"/>
+                <w:b w:val="0"/>
+                <w:color w:val="5B6875"/>
+                <w:sz w:val="16"/>
+              </w:rPr>
+              <w:t xml:space="preserve">   1  </w:t>
+            </w:r>
+            <w:r>
+              <w:rPr>
+                <w:rFonts w:ascii="Consolas" w:hAnsi="Consolas" w:eastAsia="Consolas"/>
+                <w:b w:val="0"/>
+                <w:sz w:val="16"/>
+              </w:rPr>
+              <w:t>a = np.array([0, 2, 2, 2])</w:t>
+            </w:r>
+          </w:p>
+          <w:p>
+            <w:pPr>
+              <w:spacing w:before="0" w:after="0" w:line="240" w:lineRule="auto"/>
+              <w:ind w:left="567" w:hanging="567"/>
+            </w:pPr>
+            <w:r>
+              <w:rPr>
+                <w:rFonts w:ascii="Consolas" w:hAnsi="Consolas" w:eastAsia="Consolas"/>
+                <w:b w:val="0"/>
+                <w:color w:val="5B6875"/>
+                <w:sz w:val="16"/>
+              </w:rPr>
+              <w:t xml:space="preserve">   2  </w:t>
+            </w:r>
+            <w:r>
+              <w:rPr>
+                <w:rFonts w:ascii="Consolas" w:hAnsi="Consolas" w:eastAsia="Consolas"/>
+                <w:b w:val="0"/>
+                <w:sz w:val="16"/>
+              </w:rPr>
+              <w:t>np.unique(a)     # [0 2]</w:t>
+            </w:r>
+          </w:p>
+          <w:p>
+            <w:pPr>
+              <w:spacing w:before="0" w:after="0" w:line="240" w:lineRule="auto"/>
+              <w:ind w:left="567" w:hanging="567"/>
+            </w:pPr>
+            <w:r>
+              <w:rPr>
+                <w:rFonts w:ascii="Consolas" w:hAnsi="Consolas" w:eastAsia="Consolas"/>
+                <w:b w:val="0"/>
+                <w:color w:val="5B6875"/>
+                <w:sz w:val="16"/>
+              </w:rPr>
+              <w:t xml:space="preserve">   3  </w:t>
+            </w:r>
+            <w:r>
+              <w:rPr>
+                <w:rFonts w:ascii="Consolas" w:hAnsi="Consolas" w:eastAsia="Consolas"/>
+                <w:b w:val="0"/>
+                <w:sz w:val="16"/>
+              </w:rPr>
+              <w:t>np.bincount(a)   # [1 0 3]: one 0, no 1s, three 2s</w:t>
+            </w:r>
+          </w:p>
+        </w:tc>
+      </w:tr>
+    </w:tbl>
+    <w:p/>
+    <w:p>
+      <w:r>
+        <w:rPr>
+          <w:rFonts w:ascii="Consolas" w:hAnsi="Consolas" w:eastAsia="Consolas"/>
+          <w:b w:val="0"/>
+          <w:sz w:val="19"/>
+        </w:rPr>
+        <w:t>(a == 2).mean()</w:t>
+      </w:r>
+      <w:r>
+        <w:rPr>
+          <w:b w:val="0"/>
+          <w:i w:val="0"/>
+        </w:rPr>
+        <w:t xml:space="preserve"> is the share of elements equal to 2, because </w:t>
+      </w:r>
+      <w:r>
+        <w:rPr>
+          <w:rFonts w:ascii="Consolas" w:hAnsi="Consolas" w:eastAsia="Consolas"/>
+          <w:b w:val="0"/>
+          <w:sz w:val="19"/>
+        </w:rPr>
+        <w:t>True</w:t>
+      </w:r>
+      <w:r>
+        <w:rPr>
+          <w:b w:val="0"/>
+          <w:i w:val="0"/>
+        </w:rPr>
+        <w:t xml:space="preserve"> counts as 1.</w:t>
       </w:r>
     </w:p>
     <w:tbl>

--- a/site/downloads/handbook-B15.docx
+++ b/site/downloads/handbook-B15.docx
@@ -5799,6 +5799,15 @@
           <w:i w:val="0"/>
         </w:rPr>
         <w:t>☐ Tests cover edge cases, including empty inputs and zeros.</w:t>
+      </w:r>
+    </w:p>
+    <w:p>
+      <w:r>
+        <w:rPr>
+          <w:b w:val="0"/>
+          <w:i w:val="0"/>
+        </w:rPr>
+        <w:t>☐ Tests use fixtures and parametrize, compare numbers with stated tolerances, isolate I/O, and run with coverage in CI.</w:t>
       </w:r>
     </w:p>
     <w:p>
